--- a/DOCUMENT/5_Chapter2_SystemStudyAndAnalysis.docx
+++ b/DOCUMENT/5_Chapter2_SystemStudyAndAnalysis.docx
@@ -6,10 +6,13 @@
       <w:pPr>
         <w:spacing w:after="120"/>
         <w:jc w:val="center"/>
+        <w:rPr>
+          <w:rFonts w:asciiTheme="majorHAnsi" w:hAnsiTheme="majorHAnsi" w:cstheme="majorHAnsi"/>
+        </w:rPr>
       </w:pPr>
       <w:r>
         <w:rPr>
-          <w:rFonts w:ascii="Times New Roman" w:hAnsi="Times New Roman"/>
+          <w:rFonts w:asciiTheme="majorHAnsi" w:hAnsiTheme="majorHAnsi" w:cstheme="majorHAnsi"/>
           <w:b/>
           <w:sz w:val="32"/>
         </w:rPr>
@@ -20,10 +23,13 @@
       <w:pPr>
         <w:spacing w:after="120"/>
         <w:jc w:val="center"/>
+        <w:rPr>
+          <w:rFonts w:asciiTheme="majorHAnsi" w:hAnsiTheme="majorHAnsi" w:cstheme="majorHAnsi"/>
+        </w:rPr>
       </w:pPr>
       <w:r>
         <w:rPr>
-          <w:rFonts w:ascii="Times New Roman" w:hAnsi="Times New Roman"/>
+          <w:rFonts w:asciiTheme="majorHAnsi" w:hAnsiTheme="majorHAnsi" w:cstheme="majorHAnsi"/>
           <w:b/>
           <w:color w:val="B91C1C"/>
           <w:sz w:val="36"/>
@@ -34,367 +40,402 @@
     <w:p>
       <w:pPr>
         <w:spacing w:before="280" w:after="160"/>
+        <w:rPr>
+          <w:rFonts w:asciiTheme="majorHAnsi" w:hAnsiTheme="majorHAnsi" w:cstheme="majorHAnsi"/>
+        </w:rPr>
       </w:pPr>
       <w:r>
         <w:rPr>
-          <w:rFonts w:ascii="Times New Roman" w:hAnsi="Times New Roman"/>
+          <w:rFonts w:asciiTheme="majorHAnsi" w:hAnsiTheme="majorHAnsi" w:cstheme="majorHAnsi"/>
           <w:b/>
           <w:color w:val="B91C1C"/>
           <w:sz w:val="28"/>
         </w:rPr>
-        <w:t>2.1 Problem</w:t>
-      </w:r>
-      <w:r>
-        <w:rPr>
-          <w:rFonts w:ascii="Times New Roman" w:hAnsi="Times New Roman"/>
-          <w:b/>
-          <w:color w:val="B91C1C"/>
-          <w:sz w:val="28"/>
-        </w:rPr>
-        <w:t xml:space="preserve"> Statement</w:t>
+        <w:t>2.1 Problem Statement</w:t>
       </w:r>
     </w:p>
     <w:p>
       <w:pPr>
-        <w:spacing w:after="160" w:line="300" w:lineRule="auto"/>
-        <w:jc w:val="both"/>
+        <w:spacing w:before="240" w:after="120" w:line="360" w:lineRule="auto"/>
+        <w:rPr>
+          <w:rFonts w:asciiTheme="majorHAnsi" w:hAnsiTheme="majorHAnsi" w:cstheme="majorHAnsi"/>
+          <w:sz w:val="24"/>
+        </w:rPr>
       </w:pPr>
       <w:r>
         <w:rPr>
-          <w:rFonts w:ascii="Times New Roman" w:hAnsi="Times New Roman"/>
+          <w:rFonts w:asciiTheme="majorHAnsi" w:hAnsiTheme="majorHAnsi" w:cstheme="majorHAnsi"/>
           <w:sz w:val="24"/>
         </w:rPr>
-        <w:t>In the current digital environment, sharing and viewing video content is one of the most common activities performed by users on the internet, whether for entertainment, education, or personal use. However, individuals and small organizations who wish to build their own video sharing platform – without depending entirely on third-party services – often face several challenges. Simply storing raw video files on a server and allowing users to download or play them directly is inefficient, as large file sizes lead to slow loading, buffering, and a poor viewing experience, especially on slower or unstable internet connections.</w:t>
+        <w:t xml:space="preserve">Video streaming applications need to provide smooth playback, secure access, and proper management of video content. However, basic video hosting approaches can create several practical problems. Storing videos as raw files and using direct playback can result in slow loading, buffering, and poor streaming performance, especially when video files are large. Another challenge is the lack of proper role-based access control, which makes it difficult to clearly separate normal users from administrators. </w:t>
       </w:r>
     </w:p>
     <w:p>
       <w:pPr>
-        <w:spacing w:after="160" w:line="300" w:lineRule="auto"/>
-        <w:jc w:val="both"/>
+        <w:spacing w:before="240" w:after="120" w:line="360" w:lineRule="auto"/>
+        <w:rPr>
+          <w:rFonts w:asciiTheme="majorHAnsi" w:hAnsiTheme="majorHAnsi" w:cstheme="majorHAnsi"/>
+          <w:sz w:val="24"/>
+        </w:rPr>
       </w:pPr>
       <w:r>
         <w:rPr>
-          <w:rFonts w:ascii="Times New Roman" w:hAnsi="Times New Roman"/>
+          <w:rFonts w:asciiTheme="majorHAnsi" w:hAnsiTheme="majorHAnsi" w:cstheme="majorHAnsi"/>
           <w:sz w:val="24"/>
         </w:rPr>
-        <w:t>Additionally, most simple video hosting solutions lack proper user management, secure authentication, and role-based access control, making it difficult to distinguish between regular users and administrators, or to manage uploaded content and user feedback in an organized manner. There is a need for a complete, secure, and scalable full-stack application that can handle video uploading, adaptive streaming, user authentication, and administrative management – all within a single, well-structured system.</w:t>
+        <w:t xml:space="preserve">Basic hosting solutions may also provide limited authentication and user management, creating security concerns. In addition, managing video uploads, user feedback, and administrative activities can become complex and unorganized. Therefore, there is a need for a structured video streaming system that can provide efficient streaming, secure authentication, controlled access, and organized management of users and content. </w:t>
       </w:r>
     </w:p>
     <w:p>
       <w:pPr>
         <w:spacing w:before="280" w:after="160"/>
+        <w:rPr>
+          <w:rFonts w:asciiTheme="majorHAnsi" w:hAnsiTheme="majorHAnsi" w:cstheme="majorHAnsi"/>
+        </w:rPr>
       </w:pPr>
       <w:r>
         <w:rPr>
-          <w:rFonts w:ascii="Times New Roman" w:hAnsi="Times New Roman"/>
+          <w:rFonts w:asciiTheme="majorHAnsi" w:hAnsiTheme="majorHAnsi" w:cstheme="majorHAnsi"/>
           <w:b/>
           <w:color w:val="B91C1C"/>
           <w:sz w:val="28"/>
         </w:rPr>
-        <w:t>2.2  Existing System Drawbacks</w:t>
+        <w:t>2.2 Existing System Drawbacks</w:t>
       </w:r>
     </w:p>
     <w:p>
       <w:pPr>
-        <w:spacing w:after="160" w:line="300" w:lineRule="auto"/>
-        <w:jc w:val="both"/>
+        <w:spacing w:before="280" w:after="160" w:line="360" w:lineRule="auto"/>
+        <w:rPr>
+          <w:rFonts w:asciiTheme="majorHAnsi" w:hAnsiTheme="majorHAnsi" w:cstheme="majorHAnsi"/>
+          <w:sz w:val="24"/>
+          <w:lang w:val="en-IN"/>
+        </w:rPr>
       </w:pPr>
       <w:r>
         <w:rPr>
-          <w:rFonts w:ascii="Times New Roman" w:hAnsi="Times New Roman"/>
+          <w:rFonts w:asciiTheme="majorHAnsi" w:hAnsiTheme="majorHAnsi" w:cstheme="majorHAnsi"/>
           <w:sz w:val="24"/>
+          <w:lang w:val="en-IN"/>
         </w:rPr>
-        <w:t>Before the development of “StreamHub,” most small-scale or self-hosted video sharing setups relied on basic file storage and direct video playback, which suffers from the following drawbacks:</w:t>
+        <w:t xml:space="preserve">Several existing video-streaming solutions, including </w:t>
+      </w:r>
+      <w:proofErr w:type="spellStart"/>
+      <w:r>
+        <w:rPr>
+          <w:rFonts w:asciiTheme="majorHAnsi" w:hAnsiTheme="majorHAnsi" w:cstheme="majorHAnsi"/>
+          <w:sz w:val="24"/>
+          <w:lang w:val="en-IN"/>
+        </w:rPr>
+        <w:t>ClipBucket</w:t>
+      </w:r>
+      <w:proofErr w:type="spellEnd"/>
+      <w:r>
+        <w:rPr>
+          <w:rFonts w:asciiTheme="majorHAnsi" w:hAnsiTheme="majorHAnsi" w:cstheme="majorHAnsi"/>
+          <w:sz w:val="24"/>
+          <w:lang w:val="en-IN"/>
+        </w:rPr>
+        <w:t xml:space="preserve">, </w:t>
+      </w:r>
+      <w:proofErr w:type="spellStart"/>
+      <w:r>
+        <w:rPr>
+          <w:rFonts w:asciiTheme="majorHAnsi" w:hAnsiTheme="majorHAnsi" w:cstheme="majorHAnsi"/>
+          <w:sz w:val="24"/>
+          <w:lang w:val="en-IN"/>
+        </w:rPr>
+        <w:t>PeerTube</w:t>
+      </w:r>
+      <w:proofErr w:type="spellEnd"/>
+      <w:r>
+        <w:rPr>
+          <w:rFonts w:asciiTheme="majorHAnsi" w:hAnsiTheme="majorHAnsi" w:cstheme="majorHAnsi"/>
+          <w:sz w:val="24"/>
+          <w:lang w:val="en-IN"/>
+        </w:rPr>
+        <w:t xml:space="preserve">, and </w:t>
+      </w:r>
+      <w:proofErr w:type="spellStart"/>
+      <w:r>
+        <w:rPr>
+          <w:rFonts w:asciiTheme="majorHAnsi" w:hAnsiTheme="majorHAnsi" w:cstheme="majorHAnsi"/>
+          <w:sz w:val="24"/>
+          <w:lang w:val="en-IN"/>
+        </w:rPr>
+        <w:t>Datarhei</w:t>
+      </w:r>
+      <w:proofErr w:type="spellEnd"/>
+      <w:r>
+        <w:rPr>
+          <w:rFonts w:asciiTheme="majorHAnsi" w:hAnsiTheme="majorHAnsi" w:cstheme="majorHAnsi"/>
+          <w:sz w:val="24"/>
+          <w:lang w:val="en-IN"/>
+        </w:rPr>
+        <w:t xml:space="preserve"> </w:t>
+      </w:r>
+      <w:proofErr w:type="spellStart"/>
+      <w:r>
+        <w:rPr>
+          <w:rFonts w:asciiTheme="majorHAnsi" w:hAnsiTheme="majorHAnsi" w:cstheme="majorHAnsi"/>
+          <w:sz w:val="24"/>
+          <w:lang w:val="en-IN"/>
+        </w:rPr>
+        <w:t>Restreamer</w:t>
+      </w:r>
+      <w:proofErr w:type="spellEnd"/>
+      <w:r>
+        <w:rPr>
+          <w:rFonts w:asciiTheme="majorHAnsi" w:hAnsiTheme="majorHAnsi" w:cstheme="majorHAnsi"/>
+          <w:sz w:val="24"/>
+          <w:lang w:val="en-IN"/>
+        </w:rPr>
+        <w:t xml:space="preserve">, were studied before developing </w:t>
+      </w:r>
+      <w:proofErr w:type="spellStart"/>
+      <w:r>
+        <w:rPr>
+          <w:rFonts w:asciiTheme="majorHAnsi" w:hAnsiTheme="majorHAnsi" w:cstheme="majorHAnsi"/>
+          <w:sz w:val="24"/>
+          <w:lang w:val="en-IN"/>
+        </w:rPr>
+        <w:t>StreamHub</w:t>
+      </w:r>
+      <w:proofErr w:type="spellEnd"/>
+      <w:r>
+        <w:rPr>
+          <w:rFonts w:asciiTheme="majorHAnsi" w:hAnsiTheme="majorHAnsi" w:cstheme="majorHAnsi"/>
+          <w:sz w:val="24"/>
+          <w:lang w:val="en-IN"/>
+        </w:rPr>
+        <w:t xml:space="preserve">. These platforms provide useful video-sharing, streaming, and stream-management capabilities, but each follows its own architecture and workflow. </w:t>
+      </w:r>
+      <w:proofErr w:type="spellStart"/>
+      <w:r>
+        <w:rPr>
+          <w:rFonts w:asciiTheme="majorHAnsi" w:hAnsiTheme="majorHAnsi" w:cstheme="majorHAnsi"/>
+          <w:sz w:val="24"/>
+          <w:lang w:val="en-IN"/>
+        </w:rPr>
+        <w:t>ClipBucket</w:t>
+      </w:r>
+      <w:proofErr w:type="spellEnd"/>
+      <w:r>
+        <w:rPr>
+          <w:rFonts w:asciiTheme="majorHAnsi" w:hAnsiTheme="majorHAnsi" w:cstheme="majorHAnsi"/>
+          <w:sz w:val="24"/>
+          <w:lang w:val="en-IN"/>
+        </w:rPr>
+        <w:t xml:space="preserve"> focuses on video sharing, </w:t>
+      </w:r>
+      <w:proofErr w:type="spellStart"/>
+      <w:r>
+        <w:rPr>
+          <w:rFonts w:asciiTheme="majorHAnsi" w:hAnsiTheme="majorHAnsi" w:cstheme="majorHAnsi"/>
+          <w:sz w:val="24"/>
+          <w:lang w:val="en-IN"/>
+        </w:rPr>
+        <w:t>PeerTube</w:t>
+      </w:r>
+      <w:proofErr w:type="spellEnd"/>
+      <w:r>
+        <w:rPr>
+          <w:rFonts w:asciiTheme="majorHAnsi" w:hAnsiTheme="majorHAnsi" w:cstheme="majorHAnsi"/>
+          <w:sz w:val="24"/>
+          <w:lang w:val="en-IN"/>
+        </w:rPr>
+        <w:t xml:space="preserve"> follows a self-hosted and federated approach, while </w:t>
+      </w:r>
+      <w:proofErr w:type="spellStart"/>
+      <w:r>
+        <w:rPr>
+          <w:rFonts w:asciiTheme="majorHAnsi" w:hAnsiTheme="majorHAnsi" w:cstheme="majorHAnsi"/>
+          <w:sz w:val="24"/>
+          <w:lang w:val="en-IN"/>
+        </w:rPr>
+        <w:t>Datarhei</w:t>
+      </w:r>
+      <w:proofErr w:type="spellEnd"/>
+      <w:r>
+        <w:rPr>
+          <w:rFonts w:asciiTheme="majorHAnsi" w:hAnsiTheme="majorHAnsi" w:cstheme="majorHAnsi"/>
+          <w:sz w:val="24"/>
+          <w:lang w:val="en-IN"/>
+        </w:rPr>
+        <w:t xml:space="preserve"> </w:t>
+      </w:r>
+      <w:proofErr w:type="spellStart"/>
+      <w:r>
+        <w:rPr>
+          <w:rFonts w:asciiTheme="majorHAnsi" w:hAnsiTheme="majorHAnsi" w:cstheme="majorHAnsi"/>
+          <w:sz w:val="24"/>
+          <w:lang w:val="en-IN"/>
+        </w:rPr>
+        <w:t>Restreamer</w:t>
+      </w:r>
+      <w:proofErr w:type="spellEnd"/>
+      <w:r>
+        <w:rPr>
+          <w:rFonts w:asciiTheme="majorHAnsi" w:hAnsiTheme="majorHAnsi" w:cstheme="majorHAnsi"/>
+          <w:sz w:val="24"/>
+          <w:lang w:val="en-IN"/>
+        </w:rPr>
+        <w:t xml:space="preserve"> mainly focuses on video streaming and stream management. </w:t>
       </w:r>
     </w:p>
     <w:p>
       <w:pPr>
-        <w:spacing w:after="120" w:line="300" w:lineRule="auto"/>
-        <w:ind w:left="432"/>
-        <w:jc w:val="both"/>
+        <w:spacing w:before="280" w:after="160" w:line="360" w:lineRule="auto"/>
+        <w:rPr>
+          <w:rFonts w:asciiTheme="majorHAnsi" w:hAnsiTheme="majorHAnsi" w:cstheme="majorHAnsi"/>
+          <w:sz w:val="24"/>
+          <w:lang w:val="en-IN"/>
+        </w:rPr>
       </w:pPr>
       <w:r>
         <w:rPr>
-          <w:rFonts w:ascii="Times New Roman" w:hAnsi="Times New Roman"/>
-          <w:b/>
-          <w:color w:val="B91C1C"/>
+          <w:rFonts w:asciiTheme="majorHAnsi" w:hAnsiTheme="majorHAnsi" w:cstheme="majorHAnsi"/>
           <w:sz w:val="24"/>
+          <w:lang w:val="en-IN"/>
         </w:rPr>
-        <w:t xml:space="preserve">•  </w:t>
+        <w:t xml:space="preserve">However, their predefined technology stacks and workflows may not match our specific project requirements. Customizing an existing platform can require adapting our requirements to its existing structure. We wanted direct control over authentication, user roles, video processing, administration, and other application features. Therefore, these limitations motivated us to develop </w:t>
       </w:r>
+      <w:proofErr w:type="spellStart"/>
       <w:r>
         <w:rPr>
-          <w:rFonts w:ascii="Times New Roman" w:hAnsi="Times New Roman"/>
+          <w:rFonts w:asciiTheme="majorHAnsi" w:hAnsiTheme="majorHAnsi" w:cstheme="majorHAnsi"/>
           <w:sz w:val="24"/>
+          <w:lang w:val="en-IN"/>
         </w:rPr>
-        <w:t>Videos are served as single, complete files, causing slow initial loading and frequent buffering, especially for users with limited bandwidth.</w:t>
+        <w:t>StreamHub</w:t>
+      </w:r>
+      <w:proofErr w:type="spellEnd"/>
+      <w:r>
+        <w:rPr>
+          <w:rFonts w:asciiTheme="majorHAnsi" w:hAnsiTheme="majorHAnsi" w:cstheme="majorHAnsi"/>
+          <w:sz w:val="24"/>
+          <w:lang w:val="en-IN"/>
+        </w:rPr>
+        <w:t xml:space="preserve"> as a customized full-stack video streaming platform according to our specific requirements.</w:t>
       </w:r>
     </w:p>
     <w:p>
       <w:pPr>
-        <w:spacing w:after="120" w:line="300" w:lineRule="auto"/>
-        <w:ind w:left="432"/>
-        <w:jc w:val="both"/>
+        <w:spacing w:before="280" w:after="160"/>
+        <w:rPr>
+          <w:rFonts w:asciiTheme="majorHAnsi" w:hAnsiTheme="majorHAnsi" w:cstheme="majorHAnsi"/>
+        </w:rPr>
       </w:pPr>
       <w:r>
         <w:rPr>
-          <w:rFonts w:ascii="Times New Roman" w:hAnsi="Times New Roman"/>
+          <w:rFonts w:asciiTheme="majorHAnsi" w:hAnsiTheme="majorHAnsi" w:cstheme="majorHAnsi"/>
           <w:b/>
           <w:color w:val="B91C1C"/>
-          <w:sz w:val="24"/>
+          <w:sz w:val="28"/>
         </w:rPr>
-        <w:t xml:space="preserve">•  </w:t>
-      </w:r>
-      <w:r>
-        <w:rPr>
-          <w:rFonts w:ascii="Times New Roman" w:hAnsi="Times New Roman"/>
-          <w:sz w:val="24"/>
-        </w:rPr>
-        <w:t>No adaptive streaming support – the same video quality is delivered to all users regardless of their device or network speed, resulting in a poor experience on slower connections.</w:t>
+        <w:lastRenderedPageBreak/>
+        <w:t>2.3 Proposed System</w:t>
       </w:r>
     </w:p>
     <w:p>
       <w:pPr>
-        <w:spacing w:after="120" w:line="300" w:lineRule="auto"/>
-        <w:ind w:left="432"/>
-        <w:jc w:val="both"/>
+        <w:spacing w:before="200" w:after="120" w:line="360" w:lineRule="auto"/>
+        <w:ind w:left="288"/>
+        <w:rPr>
+          <w:rFonts w:asciiTheme="majorHAnsi" w:hAnsiTheme="majorHAnsi" w:cstheme="majorHAnsi"/>
+          <w:sz w:val="24"/>
+        </w:rPr>
       </w:pPr>
+      <w:proofErr w:type="spellStart"/>
       <w:r>
         <w:rPr>
-          <w:rFonts w:ascii="Times New Roman" w:hAnsi="Times New Roman"/>
-          <w:b/>
-          <w:color w:val="B91C1C"/>
+          <w:rFonts w:asciiTheme="majorHAnsi" w:hAnsiTheme="majorHAnsi" w:cstheme="majorHAnsi"/>
           <w:sz w:val="24"/>
         </w:rPr>
-        <w:t xml:space="preserve">•  </w:t>
+        <w:t>StreamHub</w:t>
       </w:r>
+      <w:proofErr w:type="spellEnd"/>
       <w:r>
         <w:rPr>
-          <w:rFonts w:ascii="Times New Roman" w:hAnsi="Times New Roman"/>
+          <w:rFonts w:asciiTheme="majorHAnsi" w:hAnsiTheme="majorHAnsi" w:cstheme="majorHAnsi"/>
           <w:sz w:val="24"/>
         </w:rPr>
-        <w:t>Lack of proper authentication mechanisms, making user data and uploaded content vulnerable to unauthorized access.</w:t>
+        <w:t xml:space="preserve"> is a customized full-stack video streaming platform developed to provide greater control over the application's features, workflows, and architecture. It supports video uploading and uses </w:t>
       </w:r>
-    </w:p>
-    <w:p>
-      <w:pPr>
-        <w:spacing w:after="120" w:line="300" w:lineRule="auto"/>
-        <w:ind w:left="432"/>
-        <w:jc w:val="both"/>
-      </w:pPr>
+      <w:proofErr w:type="spellStart"/>
       <w:r>
         <w:rPr>
-          <w:rFonts w:ascii="Times New Roman" w:hAnsi="Times New Roman"/>
-          <w:b/>
-          <w:color w:val="B91C1C"/>
+          <w:rFonts w:asciiTheme="majorHAnsi" w:hAnsiTheme="majorHAnsi" w:cstheme="majorHAnsi"/>
           <w:sz w:val="24"/>
         </w:rPr>
-        <w:t xml:space="preserve">•  </w:t>
+        <w:t>FFmpeg</w:t>
       </w:r>
+      <w:proofErr w:type="spellEnd"/>
       <w:r>
         <w:rPr>
-          <w:rFonts w:ascii="Times New Roman" w:hAnsi="Times New Roman"/>
+          <w:rFonts w:asciiTheme="majorHAnsi" w:hAnsiTheme="majorHAnsi" w:cstheme="majorHAnsi"/>
           <w:sz w:val="24"/>
         </w:rPr>
-        <w:t>Absence of role-based access control, meaning there is no clear separation between normal users and administrators.</w:t>
-      </w:r>
-    </w:p>
-    <w:p>
-      <w:pPr>
-        <w:spacing w:after="120" w:line="300" w:lineRule="auto"/>
-        <w:ind w:left="432"/>
-        <w:jc w:val="both"/>
-      </w:pPr>
-      <w:r>
-        <w:rPr>
-          <w:rFonts w:ascii="Times New Roman" w:hAnsi="Times New Roman"/>
-          <w:b/>
-          <w:color w:val="B91C1C"/>
-          <w:sz w:val="24"/>
-        </w:rPr>
-        <w:t xml:space="preserve">•  </w:t>
-      </w:r>
-      <w:r>
-        <w:rPr>
-          <w:rFonts w:ascii="Times New Roman" w:hAnsi="Times New Roman"/>
-          <w:sz w:val="24"/>
-        </w:rPr>
-        <w:t>No centralized dashboard for administrators to monitor uploaded videos, manage users, or review feedback.</w:t>
-      </w:r>
-    </w:p>
-    <w:p>
-      <w:pPr>
-        <w:spacing w:after="120" w:line="300" w:lineRule="auto"/>
-        <w:ind w:left="432"/>
-        <w:jc w:val="both"/>
-      </w:pPr>
-      <w:r>
-        <w:rPr>
-          <w:rFonts w:ascii="Times New Roman" w:hAnsi="Times New Roman"/>
-          <w:b/>
-          <w:color w:val="B91C1C"/>
-          <w:sz w:val="24"/>
-        </w:rPr>
-        <w:t xml:space="preserve">•  </w:t>
-      </w:r>
-      <w:r>
-        <w:rPr>
-          <w:rFonts w:ascii="Times New Roman" w:hAnsi="Times New Roman"/>
-          <w:sz w:val="24"/>
-        </w:rPr>
-        <w:t>Poor scalability, as such basic systems are not designed to handle a growing number of users or large volumes of video content efficiently.</w:t>
-      </w:r>
-    </w:p>
-    <w:p>
-      <w:pPr>
-        <w:spacing w:after="120" w:line="300" w:lineRule="auto"/>
-        <w:ind w:left="432"/>
-        <w:jc w:val="both"/>
-      </w:pPr>
-      <w:r>
-        <w:rPr>
-          <w:rFonts w:ascii="Times New Roman" w:hAnsi="Times New Roman"/>
-          <w:b/>
-          <w:color w:val="B91C1C"/>
-          <w:sz w:val="24"/>
-        </w:rPr>
-        <w:lastRenderedPageBreak/>
-        <w:t xml:space="preserve">•  </w:t>
-      </w:r>
-      <w:r>
-        <w:rPr>
-          <w:rFonts w:ascii="Times New Roman" w:hAnsi="Times New Roman"/>
-          <w:sz w:val="24"/>
-        </w:rPr>
-        <w:t>Little to no support for secure token-based sessions, refresh mechanisms, or third-party login options such as Google OAuth2.</w:t>
-      </w:r>
-    </w:p>
-    <w:p/>
-    <w:p>
-      <w:pPr>
-        <w:spacing w:before="280" w:after="160"/>
-      </w:pPr>
-      <w:r>
-        <w:rPr>
-          <w:rFonts w:ascii="Times New Roman" w:hAnsi="Times New Roman"/>
-          <w:b/>
-          <w:color w:val="B91C1C"/>
-          <w:sz w:val="28"/>
-        </w:rPr>
-        <w:t>2.3  Proposed System</w:t>
-      </w:r>
-    </w:p>
-    <w:p>
-      <w:pPr>
-        <w:spacing w:after="160" w:line="300" w:lineRule="auto"/>
-        <w:jc w:val="both"/>
-      </w:pPr>
-      <w:r>
-        <w:rPr>
-          <w:rFonts w:ascii="Times New Roman" w:hAnsi="Times New Roman"/>
-          <w:sz w:val="24"/>
-        </w:rPr>
-        <w:t>The proposed system, “StreamHub,” is a full-stack video streaming web application that overcomes the drawbacks of basic video hosting setups by providing adaptive video streaming, secure authentication, role-based access control, and complete administrative management, all integrated into a single, modern platform.</w:t>
-      </w:r>
-    </w:p>
-    <w:p>
-      <w:pPr>
-        <w:spacing w:after="160" w:line="300" w:lineRule="auto"/>
-        <w:jc w:val="both"/>
-      </w:pPr>
-      <w:r>
-        <w:rPr>
-          <w:rFonts w:ascii="Times New Roman" w:hAnsi="Times New Roman"/>
-          <w:sz w:val="24"/>
-        </w:rPr>
-        <w:t>Uploaded videos are automatically processed and converted into HTTP Live Streaming (HLS) format using FFmpeg, splitting the video into small segments (.ts files) along with a master playlist (.m3u8). This allows the video player to adaptively adjust video quality based on the user's network conditions, ensuring smooth playback with minimal buffering. In addition, the system supports HTTP range-based streaming, allowing users to seek and scrub through videos efficiently.</w:t>
-      </w:r>
-    </w:p>
-    <w:p>
-      <w:pPr>
-        <w:spacing w:after="160" w:line="300" w:lineRule="auto"/>
-        <w:jc w:val="both"/>
-      </w:pPr>
-      <w:r>
-        <w:rPr>
-          <w:rFonts w:ascii="Times New Roman" w:hAnsi="Times New Roman"/>
-          <w:sz w:val="24"/>
-        </w:rPr>
-        <w:t>User authentication is handled using JWT (JSON Web Token) with a secure refresh-token rotation mechanism, along with support for Google OAuth2 login. The system implements role-based access control, distinguishing between regular users and administrators, each having access to features relevant to their role. A dedicated administrative dashboard allows administrators to manage users, monitor and moderate uploaded videos, and review user feedback – ensuring smooth, secure, and organized operation of the platform.</w:t>
+        <w:t xml:space="preserve"> to process videos into HLS format, enabling adaptive streaming and efficient playback. The system provides secure authentication using JWT, refresh-token rotation, and Google OAuth2, along with separate roles for users and administrators. Users can upload, stream, and manage their videos, while administrators can manage users, videos, and feedback through a dedicated dashboard. The platform also includes email verification using OTP with Redis-based expiration and provides search and pagination for efficient content browsing. The application is built using React.js, Spring Boot, and MySQL, providing a customizable and maintainable full-stack solution. </w:t>
       </w:r>
     </w:p>
     <w:p>
       <w:pPr>
         <w:spacing w:before="200" w:after="120"/>
         <w:ind w:left="288"/>
-      </w:pPr>
-      <w:r>
         <w:rPr>
-          <w:rFonts w:ascii="Times New Roman" w:hAnsi="Times New Roman"/>
+          <w:rFonts w:asciiTheme="majorHAnsi" w:hAnsiTheme="majorHAnsi" w:cstheme="majorHAnsi"/>
           <w:b/>
           <w:color w:val="000000"/>
           <w:sz w:val="26"/>
         </w:rPr>
-        <w:t>2.3.1  Advantages / Comparison Study</w:t>
-      </w:r>
-    </w:p>
-    <w:p>
-      <w:pPr>
-        <w:spacing w:after="160" w:line="300" w:lineRule="auto"/>
-        <w:jc w:val="both"/>
       </w:pPr>
       <w:r>
         <w:rPr>
-          <w:rFonts w:ascii="Times New Roman" w:hAnsi="Times New Roman"/>
-          <w:sz w:val="24"/>
+          <w:rFonts w:asciiTheme="majorHAnsi" w:hAnsiTheme="majorHAnsi" w:cstheme="majorHAnsi"/>
+          <w:b/>
+          <w:color w:val="000000"/>
+          <w:sz w:val="26"/>
         </w:rPr>
-        <w:t>The table below presents a comparison between a basic/existing video hosting setup and the proposed “StreamHub” system:</w:t>
+        <w:t>2.3.1 Advantages / Comparison Study</w:t>
       </w:r>
     </w:p>
     <w:tbl>
       <w:tblPr>
+        <w:tblStyle w:val="GridTable4-Accent2"/>
         <w:tblW w:w="0" w:type="auto"/>
-        <w:jc w:val="center"/>
-        <w:tblLayout w:type="fixed"/>
         <w:tblLook w:val="04A0" w:firstRow="1" w:lastRow="0" w:firstColumn="1" w:lastColumn="0" w:noHBand="0" w:noVBand="1"/>
       </w:tblPr>
       <w:tblGrid>
-        <w:gridCol w:w="3168"/>
-        <w:gridCol w:w="3096"/>
-        <w:gridCol w:w="3096"/>
+        <w:gridCol w:w="2448"/>
+        <w:gridCol w:w="3600"/>
+        <w:gridCol w:w="3197"/>
       </w:tblGrid>
       <w:tr>
         <w:trPr>
-          <w:jc w:val="center"/>
+          <w:cnfStyle w:val="100000000000" w:firstRow="1" w:lastRow="0" w:firstColumn="0" w:lastColumn="0" w:oddVBand="0" w:evenVBand="0" w:oddHBand="0" w:evenHBand="0" w:firstRowFirstColumn="0" w:firstRowLastColumn="0" w:lastRowFirstColumn="0" w:lastRowLastColumn="0"/>
         </w:trPr>
         <w:tc>
           <w:tcPr>
-            <w:tcW w:w="3168" w:type="dxa"/>
-            <w:tcBorders>
-              <w:top w:val="single" w:sz="4" w:space="0" w:color="999999"/>
-              <w:left w:val="single" w:sz="4" w:space="0" w:color="999999"/>
-              <w:bottom w:val="single" w:sz="4" w:space="0" w:color="999999"/>
-              <w:right w:val="single" w:sz="4" w:space="0" w:color="999999"/>
-            </w:tcBorders>
-            <w:shd w:val="clear" w:color="auto" w:fill="B91C1C"/>
-            <w:tcMar>
-              <w:top w:w="100" w:type="dxa"/>
-              <w:left w:w="120" w:type="dxa"/>
-              <w:bottom w:w="100" w:type="dxa"/>
-              <w:right w:w="120" w:type="dxa"/>
-            </w:tcMar>
+            <w:cnfStyle w:val="001000000000" w:firstRow="0" w:lastRow="0" w:firstColumn="1" w:lastColumn="0" w:oddVBand="0" w:evenVBand="0" w:oddHBand="0" w:evenHBand="0" w:firstRowFirstColumn="0" w:firstRowLastColumn="0" w:lastRowFirstColumn="0" w:lastRowLastColumn="0"/>
+            <w:tcW w:w="2448" w:type="dxa"/>
             <w:vAlign w:val="center"/>
+            <w:hideMark/>
           </w:tcPr>
           <w:p>
             <w:pPr>
+              <w:spacing w:before="240"/>
+              <w:ind w:left="288"/>
               <w:jc w:val="center"/>
+              <w:rPr>
+                <w:rFonts w:asciiTheme="majorHAnsi" w:hAnsiTheme="majorHAnsi" w:cstheme="majorHAnsi"/>
+                <w:lang w:val="en-IN"/>
+              </w:rPr>
             </w:pPr>
             <w:r>
               <w:rPr>
-                <w:rFonts w:ascii="Times New Roman" w:hAnsi="Times New Roman"/>
-                <w:b/>
-                <w:color w:val="FFFFFF"/>
-                <w:sz w:val="24"/>
+                <w:rFonts w:asciiTheme="majorHAnsi" w:hAnsiTheme="majorHAnsi" w:cstheme="majorHAnsi"/>
+                <w:lang w:val="en-IN"/>
               </w:rPr>
               <w:t>Feature</w:t>
             </w:r>
@@ -402,32 +443,25 @@
         </w:tc>
         <w:tc>
           <w:tcPr>
-            <w:tcW w:w="3096" w:type="dxa"/>
-            <w:tcBorders>
-              <w:top w:val="single" w:sz="4" w:space="0" w:color="999999"/>
-              <w:left w:val="single" w:sz="4" w:space="0" w:color="999999"/>
-              <w:bottom w:val="single" w:sz="4" w:space="0" w:color="999999"/>
-              <w:right w:val="single" w:sz="4" w:space="0" w:color="999999"/>
-            </w:tcBorders>
-            <w:shd w:val="clear" w:color="auto" w:fill="B91C1C"/>
-            <w:tcMar>
-              <w:top w:w="100" w:type="dxa"/>
-              <w:left w:w="120" w:type="dxa"/>
-              <w:bottom w:w="100" w:type="dxa"/>
-              <w:right w:w="120" w:type="dxa"/>
-            </w:tcMar>
+            <w:tcW w:w="3600" w:type="dxa"/>
             <w:vAlign w:val="center"/>
+            <w:hideMark/>
           </w:tcPr>
           <w:p>
             <w:pPr>
+              <w:spacing w:before="240"/>
+              <w:ind w:left="288"/>
               <w:jc w:val="center"/>
+              <w:cnfStyle w:val="100000000000" w:firstRow="1" w:lastRow="0" w:firstColumn="0" w:lastColumn="0" w:oddVBand="0" w:evenVBand="0" w:oddHBand="0" w:evenHBand="0" w:firstRowFirstColumn="0" w:firstRowLastColumn="0" w:lastRowFirstColumn="0" w:lastRowLastColumn="0"/>
+              <w:rPr>
+                <w:rFonts w:asciiTheme="majorHAnsi" w:hAnsiTheme="majorHAnsi" w:cstheme="majorHAnsi"/>
+                <w:lang w:val="en-IN"/>
+              </w:rPr>
             </w:pPr>
             <w:r>
               <w:rPr>
-                <w:rFonts w:ascii="Times New Roman" w:hAnsi="Times New Roman"/>
-                <w:b/>
-                <w:color w:val="FFFFFF"/>
-                <w:sz w:val="24"/>
+                <w:rFonts w:asciiTheme="majorHAnsi" w:hAnsiTheme="majorHAnsi" w:cstheme="majorHAnsi"/>
+                <w:lang w:val="en-IN"/>
               </w:rPr>
               <w:t>Existing System</w:t>
             </w:r>
@@ -435,767 +469,787 @@
         </w:tc>
         <w:tc>
           <w:tcPr>
-            <w:tcW w:w="3096" w:type="dxa"/>
-            <w:tcBorders>
-              <w:top w:val="single" w:sz="4" w:space="0" w:color="999999"/>
-              <w:left w:val="single" w:sz="4" w:space="0" w:color="999999"/>
-              <w:bottom w:val="single" w:sz="4" w:space="0" w:color="999999"/>
-              <w:right w:val="single" w:sz="4" w:space="0" w:color="999999"/>
-            </w:tcBorders>
-            <w:shd w:val="clear" w:color="auto" w:fill="B91C1C"/>
-            <w:tcMar>
-              <w:top w:w="100" w:type="dxa"/>
-              <w:left w:w="120" w:type="dxa"/>
-              <w:bottom w:w="100" w:type="dxa"/>
-              <w:right w:w="120" w:type="dxa"/>
-            </w:tcMar>
+            <w:tcW w:w="3197" w:type="dxa"/>
             <w:vAlign w:val="center"/>
+            <w:hideMark/>
           </w:tcPr>
           <w:p>
             <w:pPr>
+              <w:spacing w:before="240"/>
+              <w:ind w:left="288"/>
               <w:jc w:val="center"/>
+              <w:cnfStyle w:val="100000000000" w:firstRow="1" w:lastRow="0" w:firstColumn="0" w:lastColumn="0" w:oddVBand="0" w:evenVBand="0" w:oddHBand="0" w:evenHBand="0" w:firstRowFirstColumn="0" w:firstRowLastColumn="0" w:lastRowFirstColumn="0" w:lastRowLastColumn="0"/>
+              <w:rPr>
+                <w:rFonts w:asciiTheme="majorHAnsi" w:hAnsiTheme="majorHAnsi" w:cstheme="majorHAnsi"/>
+                <w:lang w:val="en-IN"/>
+              </w:rPr>
             </w:pPr>
             <w:r>
               <w:rPr>
-                <w:rFonts w:ascii="Times New Roman" w:hAnsi="Times New Roman"/>
-                <w:b/>
-                <w:color w:val="FFFFFF"/>
-                <w:sz w:val="24"/>
+                <w:rFonts w:asciiTheme="majorHAnsi" w:hAnsiTheme="majorHAnsi" w:cstheme="majorHAnsi"/>
+                <w:lang w:val="en-IN"/>
               </w:rPr>
-              <w:t>Proposed System (StreamHub)</w:t>
+              <w:t>Proposed System (</w:t>
+            </w:r>
+            <w:proofErr w:type="spellStart"/>
+            <w:r>
+              <w:rPr>
+                <w:rFonts w:asciiTheme="majorHAnsi" w:hAnsiTheme="majorHAnsi" w:cstheme="majorHAnsi"/>
+                <w:lang w:val="en-IN"/>
+              </w:rPr>
+              <w:t>StreamHub</w:t>
+            </w:r>
+            <w:proofErr w:type="spellEnd"/>
+            <w:r>
+              <w:rPr>
+                <w:rFonts w:asciiTheme="majorHAnsi" w:hAnsiTheme="majorHAnsi" w:cstheme="majorHAnsi"/>
+                <w:lang w:val="en-IN"/>
+              </w:rPr>
+              <w:t>)</w:t>
             </w:r>
           </w:p>
         </w:tc>
       </w:tr>
       <w:tr>
         <w:trPr>
-          <w:jc w:val="center"/>
+          <w:cnfStyle w:val="000000100000" w:firstRow="0" w:lastRow="0" w:firstColumn="0" w:lastColumn="0" w:oddVBand="0" w:evenVBand="0" w:oddHBand="1" w:evenHBand="0" w:firstRowFirstColumn="0" w:firstRowLastColumn="0" w:lastRowFirstColumn="0" w:lastRowLastColumn="0"/>
         </w:trPr>
         <w:tc>
           <w:tcPr>
-            <w:tcW w:w="3168" w:type="dxa"/>
-            <w:tcBorders>
-              <w:top w:val="single" w:sz="4" w:space="0" w:color="999999"/>
-              <w:left w:val="single" w:sz="4" w:space="0" w:color="999999"/>
-              <w:bottom w:val="single" w:sz="4" w:space="0" w:color="999999"/>
-              <w:right w:val="single" w:sz="4" w:space="0" w:color="999999"/>
-            </w:tcBorders>
-            <w:shd w:val="clear" w:color="auto" w:fill="F2F2F2"/>
-            <w:tcMar>
-              <w:top w:w="90" w:type="dxa"/>
-              <w:left w:w="120" w:type="dxa"/>
-              <w:bottom w:w="90" w:type="dxa"/>
-              <w:right w:w="120" w:type="dxa"/>
-            </w:tcMar>
+            <w:cnfStyle w:val="001000000000" w:firstRow="0" w:lastRow="0" w:firstColumn="1" w:lastColumn="0" w:oddVBand="0" w:evenVBand="0" w:oddHBand="0" w:evenHBand="0" w:firstRowFirstColumn="0" w:firstRowLastColumn="0" w:lastRowFirstColumn="0" w:lastRowLastColumn="0"/>
+            <w:tcW w:w="2448" w:type="dxa"/>
             <w:vAlign w:val="center"/>
+            <w:hideMark/>
           </w:tcPr>
           <w:p>
+            <w:pPr>
+              <w:spacing w:before="240"/>
+              <w:ind w:left="288"/>
+              <w:jc w:val="center"/>
+              <w:rPr>
+                <w:rFonts w:asciiTheme="majorHAnsi" w:hAnsiTheme="majorHAnsi" w:cstheme="majorHAnsi"/>
+                <w:lang w:val="en-IN"/>
+              </w:rPr>
+            </w:pPr>
             <w:r>
               <w:rPr>
-                <w:rFonts w:ascii="Times New Roman" w:hAnsi="Times New Roman"/>
-                <w:b/>
+                <w:rFonts w:asciiTheme="majorHAnsi" w:hAnsiTheme="majorHAnsi" w:cstheme="majorHAnsi"/>
+                <w:lang w:val="en-IN"/>
               </w:rPr>
-              <w:t>Video Delivery</w:t>
+              <w:t>Main Purpose</w:t>
             </w:r>
           </w:p>
         </w:tc>
         <w:tc>
           <w:tcPr>
-            <w:tcW w:w="3096" w:type="dxa"/>
-            <w:tcBorders>
-              <w:top w:val="single" w:sz="4" w:space="0" w:color="999999"/>
-              <w:left w:val="single" w:sz="4" w:space="0" w:color="999999"/>
-              <w:bottom w:val="single" w:sz="4" w:space="0" w:color="999999"/>
-              <w:right w:val="single" w:sz="4" w:space="0" w:color="999999"/>
-            </w:tcBorders>
-            <w:shd w:val="clear" w:color="auto" w:fill="FFFFFF"/>
-            <w:tcMar>
-              <w:top w:w="90" w:type="dxa"/>
-              <w:left w:w="120" w:type="dxa"/>
-              <w:bottom w:w="90" w:type="dxa"/>
-              <w:right w:w="120" w:type="dxa"/>
-            </w:tcMar>
+            <w:tcW w:w="3600" w:type="dxa"/>
             <w:vAlign w:val="center"/>
+            <w:hideMark/>
           </w:tcPr>
           <w:p>
+            <w:pPr>
+              <w:spacing w:before="240"/>
+              <w:ind w:left="288"/>
+              <w:jc w:val="center"/>
+              <w:cnfStyle w:val="000000100000" w:firstRow="0" w:lastRow="0" w:firstColumn="0" w:lastColumn="0" w:oddVBand="0" w:evenVBand="0" w:oddHBand="1" w:evenHBand="0" w:firstRowFirstColumn="0" w:firstRowLastColumn="0" w:lastRowFirstColumn="0" w:lastRowLastColumn="0"/>
+              <w:rPr>
+                <w:rFonts w:asciiTheme="majorHAnsi" w:hAnsiTheme="majorHAnsi" w:cstheme="majorHAnsi"/>
+                <w:lang w:val="en-IN"/>
+              </w:rPr>
+            </w:pPr>
             <w:r>
               <w:rPr>
-                <w:rFonts w:ascii="Times New Roman" w:hAnsi="Times New Roman"/>
+                <w:rFonts w:asciiTheme="majorHAnsi" w:hAnsiTheme="majorHAnsi" w:cstheme="majorHAnsi"/>
+                <w:lang w:val="en-IN"/>
               </w:rPr>
-              <w:t>Full file download / direct play</w:t>
+              <w:t>Ready-made video platform</w:t>
             </w:r>
           </w:p>
         </w:tc>
         <w:tc>
           <w:tcPr>
-            <w:tcW w:w="3096" w:type="dxa"/>
-            <w:tcBorders>
-              <w:top w:val="single" w:sz="4" w:space="0" w:color="999999"/>
-              <w:left w:val="single" w:sz="4" w:space="0" w:color="999999"/>
-              <w:bottom w:val="single" w:sz="4" w:space="0" w:color="999999"/>
-              <w:right w:val="single" w:sz="4" w:space="0" w:color="999999"/>
-            </w:tcBorders>
-            <w:shd w:val="clear" w:color="auto" w:fill="FFFFFF"/>
-            <w:tcMar>
-              <w:top w:w="90" w:type="dxa"/>
-              <w:left w:w="120" w:type="dxa"/>
-              <w:bottom w:w="90" w:type="dxa"/>
-              <w:right w:w="120" w:type="dxa"/>
-            </w:tcMar>
+            <w:tcW w:w="3197" w:type="dxa"/>
             <w:vAlign w:val="center"/>
+            <w:hideMark/>
           </w:tcPr>
           <w:p>
+            <w:pPr>
+              <w:spacing w:before="240"/>
+              <w:ind w:left="288"/>
+              <w:jc w:val="center"/>
+              <w:cnfStyle w:val="000000100000" w:firstRow="0" w:lastRow="0" w:firstColumn="0" w:lastColumn="0" w:oddVBand="0" w:evenVBand="0" w:oddHBand="1" w:evenHBand="0" w:firstRowFirstColumn="0" w:firstRowLastColumn="0" w:lastRowFirstColumn="0" w:lastRowLastColumn="0"/>
+              <w:rPr>
+                <w:rFonts w:asciiTheme="majorHAnsi" w:hAnsiTheme="majorHAnsi" w:cstheme="majorHAnsi"/>
+                <w:lang w:val="en-IN"/>
+              </w:rPr>
+            </w:pPr>
             <w:r>
               <w:rPr>
-                <w:rFonts w:ascii="Times New Roman" w:hAnsi="Times New Roman"/>
+                <w:rFonts w:asciiTheme="majorHAnsi" w:hAnsiTheme="majorHAnsi" w:cstheme="majorHAnsi"/>
+                <w:lang w:val="en-IN"/>
               </w:rPr>
-              <w:t>Adaptive HLS streaming (segmented .ts + .m3u8)</w:t>
+              <w:t>Custom video platform</w:t>
+            </w:r>
+          </w:p>
+        </w:tc>
+      </w:tr>
+      <w:tr>
+        <w:tc>
+          <w:tcPr>
+            <w:cnfStyle w:val="001000000000" w:firstRow="0" w:lastRow="0" w:firstColumn="1" w:lastColumn="0" w:oddVBand="0" w:evenVBand="0" w:oddHBand="0" w:evenHBand="0" w:firstRowFirstColumn="0" w:firstRowLastColumn="0" w:lastRowFirstColumn="0" w:lastRowLastColumn="0"/>
+            <w:tcW w:w="2448" w:type="dxa"/>
+            <w:vAlign w:val="center"/>
+            <w:hideMark/>
+          </w:tcPr>
+          <w:p>
+            <w:pPr>
+              <w:spacing w:before="240"/>
+              <w:ind w:left="288"/>
+              <w:jc w:val="center"/>
+              <w:rPr>
+                <w:rFonts w:asciiTheme="majorHAnsi" w:hAnsiTheme="majorHAnsi" w:cstheme="majorHAnsi"/>
+                <w:lang w:val="en-IN"/>
+              </w:rPr>
+            </w:pPr>
+            <w:r>
+              <w:rPr>
+                <w:rFonts w:asciiTheme="majorHAnsi" w:hAnsiTheme="majorHAnsi" w:cstheme="majorHAnsi"/>
+                <w:lang w:val="en-IN"/>
+              </w:rPr>
+              <w:t>Technology</w:t>
+            </w:r>
+          </w:p>
+        </w:tc>
+        <w:tc>
+          <w:tcPr>
+            <w:tcW w:w="3600" w:type="dxa"/>
+            <w:vAlign w:val="center"/>
+            <w:hideMark/>
+          </w:tcPr>
+          <w:p>
+            <w:pPr>
+              <w:spacing w:before="240"/>
+              <w:ind w:left="288"/>
+              <w:jc w:val="center"/>
+              <w:cnfStyle w:val="000000000000" w:firstRow="0" w:lastRow="0" w:firstColumn="0" w:lastColumn="0" w:oddVBand="0" w:evenVBand="0" w:oddHBand="0" w:evenHBand="0" w:firstRowFirstColumn="0" w:firstRowLastColumn="0" w:lastRowFirstColumn="0" w:lastRowLastColumn="0"/>
+              <w:rPr>
+                <w:rFonts w:asciiTheme="majorHAnsi" w:hAnsiTheme="majorHAnsi" w:cstheme="majorHAnsi"/>
+                <w:lang w:val="en-IN"/>
+              </w:rPr>
+            </w:pPr>
+            <w:r>
+              <w:rPr>
+                <w:rFonts w:asciiTheme="majorHAnsi" w:hAnsiTheme="majorHAnsi" w:cstheme="majorHAnsi"/>
+                <w:lang w:val="en-IN"/>
+              </w:rPr>
+              <w:t>Existing technology stack</w:t>
+            </w:r>
+          </w:p>
+        </w:tc>
+        <w:tc>
+          <w:tcPr>
+            <w:tcW w:w="3197" w:type="dxa"/>
+            <w:vAlign w:val="center"/>
+            <w:hideMark/>
+          </w:tcPr>
+          <w:p>
+            <w:pPr>
+              <w:spacing w:before="240"/>
+              <w:ind w:left="288"/>
+              <w:jc w:val="center"/>
+              <w:cnfStyle w:val="000000000000" w:firstRow="0" w:lastRow="0" w:firstColumn="0" w:lastColumn="0" w:oddVBand="0" w:evenVBand="0" w:oddHBand="0" w:evenHBand="0" w:firstRowFirstColumn="0" w:firstRowLastColumn="0" w:lastRowFirstColumn="0" w:lastRowLastColumn="0"/>
+              <w:rPr>
+                <w:rFonts w:asciiTheme="majorHAnsi" w:hAnsiTheme="majorHAnsi" w:cstheme="majorHAnsi"/>
+                <w:lang w:val="en-IN"/>
+              </w:rPr>
+            </w:pPr>
+            <w:r>
+              <w:rPr>
+                <w:rFonts w:asciiTheme="majorHAnsi" w:hAnsiTheme="majorHAnsi" w:cstheme="majorHAnsi"/>
+                <w:lang w:val="en-IN"/>
+              </w:rPr>
+              <w:t>React.js + Spring Boot</w:t>
             </w:r>
           </w:p>
         </w:tc>
       </w:tr>
       <w:tr>
         <w:trPr>
-          <w:jc w:val="center"/>
+          <w:cnfStyle w:val="000000100000" w:firstRow="0" w:lastRow="0" w:firstColumn="0" w:lastColumn="0" w:oddVBand="0" w:evenVBand="0" w:oddHBand="1" w:evenHBand="0" w:firstRowFirstColumn="0" w:firstRowLastColumn="0" w:lastRowFirstColumn="0" w:lastRowLastColumn="0"/>
         </w:trPr>
         <w:tc>
           <w:tcPr>
-            <w:tcW w:w="3168" w:type="dxa"/>
-            <w:tcBorders>
-              <w:top w:val="single" w:sz="4" w:space="0" w:color="999999"/>
-              <w:left w:val="single" w:sz="4" w:space="0" w:color="999999"/>
-              <w:bottom w:val="single" w:sz="4" w:space="0" w:color="999999"/>
-              <w:right w:val="single" w:sz="4" w:space="0" w:color="999999"/>
-            </w:tcBorders>
-            <w:shd w:val="clear" w:color="auto" w:fill="F2F2F2"/>
-            <w:tcMar>
-              <w:top w:w="90" w:type="dxa"/>
-              <w:left w:w="120" w:type="dxa"/>
-              <w:bottom w:w="90" w:type="dxa"/>
-              <w:right w:w="120" w:type="dxa"/>
-            </w:tcMar>
+            <w:cnfStyle w:val="001000000000" w:firstRow="0" w:lastRow="0" w:firstColumn="1" w:lastColumn="0" w:oddVBand="0" w:evenVBand="0" w:oddHBand="0" w:evenHBand="0" w:firstRowFirstColumn="0" w:firstRowLastColumn="0" w:lastRowFirstColumn="0" w:lastRowLastColumn="0"/>
+            <w:tcW w:w="2448" w:type="dxa"/>
             <w:vAlign w:val="center"/>
+            <w:hideMark/>
           </w:tcPr>
           <w:p>
+            <w:pPr>
+              <w:spacing w:before="240"/>
+              <w:ind w:left="288"/>
+              <w:jc w:val="center"/>
+              <w:rPr>
+                <w:rFonts w:asciiTheme="majorHAnsi" w:hAnsiTheme="majorHAnsi" w:cstheme="majorHAnsi"/>
+                <w:lang w:val="en-IN"/>
+              </w:rPr>
+            </w:pPr>
             <w:r>
               <w:rPr>
-                <w:rFonts w:ascii="Times New Roman" w:hAnsi="Times New Roman"/>
-                <w:b/>
+                <w:rFonts w:asciiTheme="majorHAnsi" w:hAnsiTheme="majorHAnsi" w:cstheme="majorHAnsi"/>
+                <w:lang w:val="en-IN"/>
               </w:rPr>
-              <w:t>Video Quality</w:t>
+              <w:t>Login &amp; Security</w:t>
             </w:r>
           </w:p>
         </w:tc>
         <w:tc>
           <w:tcPr>
-            <w:tcW w:w="3096" w:type="dxa"/>
-            <w:tcBorders>
-              <w:top w:val="single" w:sz="4" w:space="0" w:color="999999"/>
-              <w:left w:val="single" w:sz="4" w:space="0" w:color="999999"/>
-              <w:bottom w:val="single" w:sz="4" w:space="0" w:color="999999"/>
-              <w:right w:val="single" w:sz="4" w:space="0" w:color="999999"/>
-            </w:tcBorders>
-            <w:shd w:val="clear" w:color="auto" w:fill="FFFFFF"/>
-            <w:tcMar>
-              <w:top w:w="90" w:type="dxa"/>
-              <w:left w:w="120" w:type="dxa"/>
-              <w:bottom w:w="90" w:type="dxa"/>
-              <w:right w:w="120" w:type="dxa"/>
-            </w:tcMar>
+            <w:tcW w:w="3600" w:type="dxa"/>
             <w:vAlign w:val="center"/>
+            <w:hideMark/>
           </w:tcPr>
           <w:p>
+            <w:pPr>
+              <w:spacing w:before="240"/>
+              <w:ind w:left="288"/>
+              <w:jc w:val="center"/>
+              <w:cnfStyle w:val="000000100000" w:firstRow="0" w:lastRow="0" w:firstColumn="0" w:lastColumn="0" w:oddVBand="0" w:evenVBand="0" w:oddHBand="1" w:evenHBand="0" w:firstRowFirstColumn="0" w:firstRowLastColumn="0" w:lastRowFirstColumn="0" w:lastRowLastColumn="0"/>
+              <w:rPr>
+                <w:rFonts w:asciiTheme="majorHAnsi" w:hAnsiTheme="majorHAnsi" w:cstheme="majorHAnsi"/>
+                <w:lang w:val="en-IN"/>
+              </w:rPr>
+            </w:pPr>
             <w:r>
               <w:rPr>
-                <w:rFonts w:ascii="Times New Roman" w:hAnsi="Times New Roman"/>
+                <w:rFonts w:asciiTheme="majorHAnsi" w:hAnsiTheme="majorHAnsi" w:cstheme="majorHAnsi"/>
+                <w:lang w:val="en-IN"/>
               </w:rPr>
-              <w:t>Fixed quality for all users</w:t>
+              <w:t>Platform-managed</w:t>
             </w:r>
           </w:p>
         </w:tc>
         <w:tc>
           <w:tcPr>
-            <w:tcW w:w="3096" w:type="dxa"/>
-            <w:tcBorders>
-              <w:top w:val="single" w:sz="4" w:space="0" w:color="999999"/>
-              <w:left w:val="single" w:sz="4" w:space="0" w:color="999999"/>
-              <w:bottom w:val="single" w:sz="4" w:space="0" w:color="999999"/>
-              <w:right w:val="single" w:sz="4" w:space="0" w:color="999999"/>
-            </w:tcBorders>
-            <w:shd w:val="clear" w:color="auto" w:fill="FFFFFF"/>
-            <w:tcMar>
-              <w:top w:w="90" w:type="dxa"/>
-              <w:left w:w="120" w:type="dxa"/>
-              <w:bottom w:w="90" w:type="dxa"/>
-              <w:right w:w="120" w:type="dxa"/>
-            </w:tcMar>
+            <w:tcW w:w="3197" w:type="dxa"/>
             <w:vAlign w:val="center"/>
+            <w:hideMark/>
           </w:tcPr>
           <w:p>
+            <w:pPr>
+              <w:spacing w:before="240"/>
+              <w:ind w:left="288"/>
+              <w:jc w:val="center"/>
+              <w:cnfStyle w:val="000000100000" w:firstRow="0" w:lastRow="0" w:firstColumn="0" w:lastColumn="0" w:oddVBand="0" w:evenVBand="0" w:oddHBand="1" w:evenHBand="0" w:firstRowFirstColumn="0" w:firstRowLastColumn="0" w:lastRowFirstColumn="0" w:lastRowLastColumn="0"/>
+              <w:rPr>
+                <w:rFonts w:asciiTheme="majorHAnsi" w:hAnsiTheme="majorHAnsi" w:cstheme="majorHAnsi"/>
+                <w:lang w:val="en-IN"/>
+              </w:rPr>
+            </w:pPr>
             <w:r>
               <w:rPr>
-                <w:rFonts w:ascii="Times New Roman" w:hAnsi="Times New Roman"/>
+                <w:rFonts w:asciiTheme="majorHAnsi" w:hAnsiTheme="majorHAnsi" w:cstheme="majorHAnsi"/>
+                <w:lang w:val="en-IN"/>
               </w:rPr>
-              <w:t>Adaptive bitrate based on network speed</w:t>
+              <w:t>JWT + Google OAuth2</w:t>
+            </w:r>
+          </w:p>
+        </w:tc>
+      </w:tr>
+      <w:tr>
+        <w:tc>
+          <w:tcPr>
+            <w:cnfStyle w:val="001000000000" w:firstRow="0" w:lastRow="0" w:firstColumn="1" w:lastColumn="0" w:oddVBand="0" w:evenVBand="0" w:oddHBand="0" w:evenHBand="0" w:firstRowFirstColumn="0" w:firstRowLastColumn="0" w:lastRowFirstColumn="0" w:lastRowLastColumn="0"/>
+            <w:tcW w:w="2448" w:type="dxa"/>
+            <w:vAlign w:val="center"/>
+            <w:hideMark/>
+          </w:tcPr>
+          <w:p>
+            <w:pPr>
+              <w:spacing w:before="240"/>
+              <w:ind w:left="288"/>
+              <w:jc w:val="center"/>
+              <w:rPr>
+                <w:rFonts w:asciiTheme="majorHAnsi" w:hAnsiTheme="majorHAnsi" w:cstheme="majorHAnsi"/>
+                <w:lang w:val="en-IN"/>
+              </w:rPr>
+            </w:pPr>
+            <w:r>
+              <w:rPr>
+                <w:rFonts w:asciiTheme="majorHAnsi" w:hAnsiTheme="majorHAnsi" w:cstheme="majorHAnsi"/>
+                <w:lang w:val="en-IN"/>
+              </w:rPr>
+              <w:t>User Roles</w:t>
+            </w:r>
+          </w:p>
+        </w:tc>
+        <w:tc>
+          <w:tcPr>
+            <w:tcW w:w="3600" w:type="dxa"/>
+            <w:vAlign w:val="center"/>
+            <w:hideMark/>
+          </w:tcPr>
+          <w:p>
+            <w:pPr>
+              <w:spacing w:before="240"/>
+              <w:ind w:left="288"/>
+              <w:jc w:val="center"/>
+              <w:cnfStyle w:val="000000000000" w:firstRow="0" w:lastRow="0" w:firstColumn="0" w:lastColumn="0" w:oddVBand="0" w:evenVBand="0" w:oddHBand="0" w:evenHBand="0" w:firstRowFirstColumn="0" w:firstRowLastColumn="0" w:lastRowFirstColumn="0" w:lastRowLastColumn="0"/>
+              <w:rPr>
+                <w:rFonts w:asciiTheme="majorHAnsi" w:hAnsiTheme="majorHAnsi" w:cstheme="majorHAnsi"/>
+                <w:lang w:val="en-IN"/>
+              </w:rPr>
+            </w:pPr>
+            <w:r>
+              <w:rPr>
+                <w:rFonts w:asciiTheme="majorHAnsi" w:hAnsiTheme="majorHAnsi" w:cstheme="majorHAnsi"/>
+                <w:lang w:val="en-IN"/>
+              </w:rPr>
+              <w:t>Existing role system</w:t>
+            </w:r>
+          </w:p>
+        </w:tc>
+        <w:tc>
+          <w:tcPr>
+            <w:tcW w:w="3197" w:type="dxa"/>
+            <w:vAlign w:val="center"/>
+            <w:hideMark/>
+          </w:tcPr>
+          <w:p>
+            <w:pPr>
+              <w:spacing w:before="240"/>
+              <w:ind w:left="288"/>
+              <w:jc w:val="center"/>
+              <w:cnfStyle w:val="000000000000" w:firstRow="0" w:lastRow="0" w:firstColumn="0" w:lastColumn="0" w:oddVBand="0" w:evenVBand="0" w:oddHBand="0" w:evenHBand="0" w:firstRowFirstColumn="0" w:firstRowLastColumn="0" w:lastRowFirstColumn="0" w:lastRowLastColumn="0"/>
+              <w:rPr>
+                <w:rFonts w:asciiTheme="majorHAnsi" w:hAnsiTheme="majorHAnsi" w:cstheme="majorHAnsi"/>
+                <w:lang w:val="en-IN"/>
+              </w:rPr>
+            </w:pPr>
+            <w:r>
+              <w:rPr>
+                <w:rFonts w:asciiTheme="majorHAnsi" w:hAnsiTheme="majorHAnsi" w:cstheme="majorHAnsi"/>
+                <w:lang w:val="en-IN"/>
+              </w:rPr>
+              <w:t>User + Admin</w:t>
             </w:r>
           </w:p>
         </w:tc>
       </w:tr>
       <w:tr>
         <w:trPr>
-          <w:jc w:val="center"/>
+          <w:cnfStyle w:val="000000100000" w:firstRow="0" w:lastRow="0" w:firstColumn="0" w:lastColumn="0" w:oddVBand="0" w:evenVBand="0" w:oddHBand="1" w:evenHBand="0" w:firstRowFirstColumn="0" w:firstRowLastColumn="0" w:lastRowFirstColumn="0" w:lastRowLastColumn="0"/>
         </w:trPr>
         <w:tc>
           <w:tcPr>
-            <w:tcW w:w="3168" w:type="dxa"/>
-            <w:tcBorders>
-              <w:top w:val="single" w:sz="4" w:space="0" w:color="999999"/>
-              <w:left w:val="single" w:sz="4" w:space="0" w:color="999999"/>
-              <w:bottom w:val="single" w:sz="4" w:space="0" w:color="999999"/>
-              <w:right w:val="single" w:sz="4" w:space="0" w:color="999999"/>
-            </w:tcBorders>
-            <w:shd w:val="clear" w:color="auto" w:fill="F2F2F2"/>
-            <w:tcMar>
-              <w:top w:w="90" w:type="dxa"/>
-              <w:left w:w="120" w:type="dxa"/>
-              <w:bottom w:w="90" w:type="dxa"/>
-              <w:right w:w="120" w:type="dxa"/>
-            </w:tcMar>
+            <w:cnfStyle w:val="001000000000" w:firstRow="0" w:lastRow="0" w:firstColumn="1" w:lastColumn="0" w:oddVBand="0" w:evenVBand="0" w:oddHBand="0" w:evenHBand="0" w:firstRowFirstColumn="0" w:firstRowLastColumn="0" w:lastRowFirstColumn="0" w:lastRowLastColumn="0"/>
+            <w:tcW w:w="2448" w:type="dxa"/>
             <w:vAlign w:val="center"/>
+            <w:hideMark/>
           </w:tcPr>
           <w:p>
+            <w:pPr>
+              <w:spacing w:before="240"/>
+              <w:ind w:left="288"/>
+              <w:jc w:val="center"/>
+              <w:rPr>
+                <w:rFonts w:asciiTheme="majorHAnsi" w:hAnsiTheme="majorHAnsi" w:cstheme="majorHAnsi"/>
+                <w:lang w:val="en-IN"/>
+              </w:rPr>
+            </w:pPr>
             <w:r>
               <w:rPr>
-                <w:rFonts w:ascii="Times New Roman" w:hAnsi="Times New Roman"/>
-                <w:b/>
+                <w:rFonts w:asciiTheme="majorHAnsi" w:hAnsiTheme="majorHAnsi" w:cstheme="majorHAnsi"/>
+                <w:lang w:val="en-IN"/>
               </w:rPr>
-              <w:t>Seeking / Scrubbing</w:t>
+              <w:t>Video Streaming</w:t>
             </w:r>
           </w:p>
         </w:tc>
         <w:tc>
           <w:tcPr>
-            <w:tcW w:w="3096" w:type="dxa"/>
-            <w:tcBorders>
-              <w:top w:val="single" w:sz="4" w:space="0" w:color="999999"/>
-              <w:left w:val="single" w:sz="4" w:space="0" w:color="999999"/>
-              <w:bottom w:val="single" w:sz="4" w:space="0" w:color="999999"/>
-              <w:right w:val="single" w:sz="4" w:space="0" w:color="999999"/>
-            </w:tcBorders>
-            <w:shd w:val="clear" w:color="auto" w:fill="FFFFFF"/>
-            <w:tcMar>
-              <w:top w:w="90" w:type="dxa"/>
-              <w:left w:w="120" w:type="dxa"/>
-              <w:bottom w:w="90" w:type="dxa"/>
-              <w:right w:w="120" w:type="dxa"/>
-            </w:tcMar>
+            <w:tcW w:w="3600" w:type="dxa"/>
             <w:vAlign w:val="center"/>
+            <w:hideMark/>
           </w:tcPr>
           <w:p>
+            <w:pPr>
+              <w:spacing w:before="240"/>
+              <w:ind w:left="288"/>
+              <w:jc w:val="center"/>
+              <w:cnfStyle w:val="000000100000" w:firstRow="0" w:lastRow="0" w:firstColumn="0" w:lastColumn="0" w:oddVBand="0" w:evenVBand="0" w:oddHBand="1" w:evenHBand="0" w:firstRowFirstColumn="0" w:firstRowLastColumn="0" w:lastRowFirstColumn="0" w:lastRowLastColumn="0"/>
+              <w:rPr>
+                <w:rFonts w:asciiTheme="majorHAnsi" w:hAnsiTheme="majorHAnsi" w:cstheme="majorHAnsi"/>
+                <w:lang w:val="en-IN"/>
+              </w:rPr>
+            </w:pPr>
             <w:r>
               <w:rPr>
-                <w:rFonts w:ascii="Times New Roman" w:hAnsi="Times New Roman"/>
+                <w:rFonts w:asciiTheme="majorHAnsi" w:hAnsiTheme="majorHAnsi" w:cstheme="majorHAnsi"/>
+                <w:lang w:val="en-IN"/>
               </w:rPr>
-              <w:t>Limited or slow</w:t>
+              <w:t>Platform-managed streaming</w:t>
             </w:r>
           </w:p>
         </w:tc>
         <w:tc>
           <w:tcPr>
-            <w:tcW w:w="3096" w:type="dxa"/>
-            <w:tcBorders>
-              <w:top w:val="single" w:sz="4" w:space="0" w:color="999999"/>
-              <w:left w:val="single" w:sz="4" w:space="0" w:color="999999"/>
-              <w:bottom w:val="single" w:sz="4" w:space="0" w:color="999999"/>
-              <w:right w:val="single" w:sz="4" w:space="0" w:color="999999"/>
-            </w:tcBorders>
-            <w:shd w:val="clear" w:color="auto" w:fill="FFFFFF"/>
-            <w:tcMar>
-              <w:top w:w="90" w:type="dxa"/>
-              <w:left w:w="120" w:type="dxa"/>
-              <w:bottom w:w="90" w:type="dxa"/>
-              <w:right w:w="120" w:type="dxa"/>
-            </w:tcMar>
+            <w:tcW w:w="3197" w:type="dxa"/>
             <w:vAlign w:val="center"/>
+            <w:hideMark/>
           </w:tcPr>
           <w:p>
+            <w:pPr>
+              <w:spacing w:before="240"/>
+              <w:ind w:left="288"/>
+              <w:jc w:val="center"/>
+              <w:cnfStyle w:val="000000100000" w:firstRow="0" w:lastRow="0" w:firstColumn="0" w:lastColumn="0" w:oddVBand="0" w:evenVBand="0" w:oddHBand="1" w:evenHBand="0" w:firstRowFirstColumn="0" w:firstRowLastColumn="0" w:lastRowFirstColumn="0" w:lastRowLastColumn="0"/>
+              <w:rPr>
+                <w:rFonts w:asciiTheme="majorHAnsi" w:hAnsiTheme="majorHAnsi" w:cstheme="majorHAnsi"/>
+                <w:lang w:val="en-IN"/>
+              </w:rPr>
+            </w:pPr>
             <w:r>
               <w:rPr>
-                <w:rFonts w:ascii="Times New Roman" w:hAnsi="Times New Roman"/>
+                <w:rFonts w:asciiTheme="majorHAnsi" w:hAnsiTheme="majorHAnsi" w:cstheme="majorHAnsi"/>
+                <w:lang w:val="en-IN"/>
               </w:rPr>
-              <w:t>Smooth seeking via HTTP range streaming</w:t>
+              <w:t xml:space="preserve">HLS + </w:t>
+            </w:r>
+            <w:proofErr w:type="spellStart"/>
+            <w:r>
+              <w:rPr>
+                <w:rFonts w:asciiTheme="majorHAnsi" w:hAnsiTheme="majorHAnsi" w:cstheme="majorHAnsi"/>
+                <w:lang w:val="en-IN"/>
+              </w:rPr>
+              <w:t>FFmpeg</w:t>
+            </w:r>
+            <w:proofErr w:type="spellEnd"/>
+          </w:p>
+        </w:tc>
+      </w:tr>
+      <w:tr>
+        <w:tc>
+          <w:tcPr>
+            <w:cnfStyle w:val="001000000000" w:firstRow="0" w:lastRow="0" w:firstColumn="1" w:lastColumn="0" w:oddVBand="0" w:evenVBand="0" w:oddHBand="0" w:evenHBand="0" w:firstRowFirstColumn="0" w:firstRowLastColumn="0" w:lastRowFirstColumn="0" w:lastRowLastColumn="0"/>
+            <w:tcW w:w="2448" w:type="dxa"/>
+            <w:vAlign w:val="center"/>
+            <w:hideMark/>
+          </w:tcPr>
+          <w:p>
+            <w:pPr>
+              <w:spacing w:before="240"/>
+              <w:ind w:left="288"/>
+              <w:jc w:val="center"/>
+              <w:rPr>
+                <w:rFonts w:asciiTheme="majorHAnsi" w:hAnsiTheme="majorHAnsi" w:cstheme="majorHAnsi"/>
+                <w:lang w:val="en-IN"/>
+              </w:rPr>
+            </w:pPr>
+            <w:r>
+              <w:rPr>
+                <w:rFonts w:asciiTheme="majorHAnsi" w:hAnsiTheme="majorHAnsi" w:cstheme="majorHAnsi"/>
+                <w:lang w:val="en-IN"/>
+              </w:rPr>
+              <w:t>Administration</w:t>
+            </w:r>
+          </w:p>
+        </w:tc>
+        <w:tc>
+          <w:tcPr>
+            <w:tcW w:w="3600" w:type="dxa"/>
+            <w:vAlign w:val="center"/>
+            <w:hideMark/>
+          </w:tcPr>
+          <w:p>
+            <w:pPr>
+              <w:spacing w:before="240"/>
+              <w:ind w:left="288"/>
+              <w:jc w:val="center"/>
+              <w:cnfStyle w:val="000000000000" w:firstRow="0" w:lastRow="0" w:firstColumn="0" w:lastColumn="0" w:oddVBand="0" w:evenVBand="0" w:oddHBand="0" w:evenHBand="0" w:firstRowFirstColumn="0" w:firstRowLastColumn="0" w:lastRowFirstColumn="0" w:lastRowLastColumn="0"/>
+              <w:rPr>
+                <w:rFonts w:asciiTheme="majorHAnsi" w:hAnsiTheme="majorHAnsi" w:cstheme="majorHAnsi"/>
+                <w:lang w:val="en-IN"/>
+              </w:rPr>
+            </w:pPr>
+            <w:r>
+              <w:rPr>
+                <w:rFonts w:asciiTheme="majorHAnsi" w:hAnsiTheme="majorHAnsi" w:cstheme="majorHAnsi"/>
+                <w:lang w:val="en-IN"/>
+              </w:rPr>
+              <w:t>Platform's management system</w:t>
+            </w:r>
+          </w:p>
+        </w:tc>
+        <w:tc>
+          <w:tcPr>
+            <w:tcW w:w="3197" w:type="dxa"/>
+            <w:vAlign w:val="center"/>
+            <w:hideMark/>
+          </w:tcPr>
+          <w:p>
+            <w:pPr>
+              <w:spacing w:before="240"/>
+              <w:ind w:left="288"/>
+              <w:jc w:val="center"/>
+              <w:cnfStyle w:val="000000000000" w:firstRow="0" w:lastRow="0" w:firstColumn="0" w:lastColumn="0" w:oddVBand="0" w:evenVBand="0" w:oddHBand="0" w:evenHBand="0" w:firstRowFirstColumn="0" w:firstRowLastColumn="0" w:lastRowFirstColumn="0" w:lastRowLastColumn="0"/>
+              <w:rPr>
+                <w:rFonts w:asciiTheme="majorHAnsi" w:hAnsiTheme="majorHAnsi" w:cstheme="majorHAnsi"/>
+                <w:lang w:val="en-IN"/>
+              </w:rPr>
+            </w:pPr>
+            <w:r>
+              <w:rPr>
+                <w:rFonts w:asciiTheme="majorHAnsi" w:hAnsiTheme="majorHAnsi" w:cstheme="majorHAnsi"/>
+                <w:lang w:val="en-IN"/>
+              </w:rPr>
+              <w:t>Custom Admin Dashboard</w:t>
             </w:r>
           </w:p>
         </w:tc>
       </w:tr>
       <w:tr>
         <w:trPr>
-          <w:jc w:val="center"/>
+          <w:cnfStyle w:val="000000100000" w:firstRow="0" w:lastRow="0" w:firstColumn="0" w:lastColumn="0" w:oddVBand="0" w:evenVBand="0" w:oddHBand="1" w:evenHBand="0" w:firstRowFirstColumn="0" w:firstRowLastColumn="0" w:lastRowFirstColumn="0" w:lastRowLastColumn="0"/>
         </w:trPr>
         <w:tc>
           <w:tcPr>
-            <w:tcW w:w="3168" w:type="dxa"/>
-            <w:tcBorders>
-              <w:top w:val="single" w:sz="4" w:space="0" w:color="999999"/>
-              <w:left w:val="single" w:sz="4" w:space="0" w:color="999999"/>
-              <w:bottom w:val="single" w:sz="4" w:space="0" w:color="999999"/>
-              <w:right w:val="single" w:sz="4" w:space="0" w:color="999999"/>
-            </w:tcBorders>
-            <w:shd w:val="clear" w:color="auto" w:fill="F2F2F2"/>
-            <w:tcMar>
-              <w:top w:w="90" w:type="dxa"/>
-              <w:left w:w="120" w:type="dxa"/>
-              <w:bottom w:w="90" w:type="dxa"/>
-              <w:right w:w="120" w:type="dxa"/>
-            </w:tcMar>
+            <w:cnfStyle w:val="001000000000" w:firstRow="0" w:lastRow="0" w:firstColumn="1" w:lastColumn="0" w:oddVBand="0" w:evenVBand="0" w:oddHBand="0" w:evenHBand="0" w:firstRowFirstColumn="0" w:firstRowLastColumn="0" w:lastRowFirstColumn="0" w:lastRowLastColumn="0"/>
+            <w:tcW w:w="2448" w:type="dxa"/>
             <w:vAlign w:val="center"/>
+            <w:hideMark/>
           </w:tcPr>
           <w:p>
+            <w:pPr>
+              <w:spacing w:before="240"/>
+              <w:ind w:left="288"/>
+              <w:jc w:val="center"/>
+              <w:rPr>
+                <w:rFonts w:asciiTheme="majorHAnsi" w:hAnsiTheme="majorHAnsi" w:cstheme="majorHAnsi"/>
+                <w:lang w:val="en-IN"/>
+              </w:rPr>
+            </w:pPr>
             <w:r>
               <w:rPr>
-                <w:rFonts w:ascii="Times New Roman" w:hAnsi="Times New Roman"/>
-                <w:b/>
+                <w:rFonts w:asciiTheme="majorHAnsi" w:hAnsiTheme="majorHAnsi" w:cstheme="majorHAnsi"/>
+                <w:lang w:val="en-IN"/>
               </w:rPr>
-              <w:t>Authentication</w:t>
+              <w:t>Extra Features</w:t>
             </w:r>
           </w:p>
         </w:tc>
         <w:tc>
           <w:tcPr>
-            <w:tcW w:w="3096" w:type="dxa"/>
-            <w:tcBorders>
-              <w:top w:val="single" w:sz="4" w:space="0" w:color="999999"/>
-              <w:left w:val="single" w:sz="4" w:space="0" w:color="999999"/>
-              <w:bottom w:val="single" w:sz="4" w:space="0" w:color="999999"/>
-              <w:right w:val="single" w:sz="4" w:space="0" w:color="999999"/>
-            </w:tcBorders>
-            <w:shd w:val="clear" w:color="auto" w:fill="FFFFFF"/>
-            <w:tcMar>
-              <w:top w:w="90" w:type="dxa"/>
-              <w:left w:w="120" w:type="dxa"/>
-              <w:bottom w:w="90" w:type="dxa"/>
-              <w:right w:w="120" w:type="dxa"/>
-            </w:tcMar>
+            <w:tcW w:w="3600" w:type="dxa"/>
             <w:vAlign w:val="center"/>
+            <w:hideMark/>
           </w:tcPr>
           <w:p>
+            <w:pPr>
+              <w:spacing w:before="240"/>
+              <w:ind w:left="288"/>
+              <w:jc w:val="center"/>
+              <w:cnfStyle w:val="000000100000" w:firstRow="0" w:lastRow="0" w:firstColumn="0" w:lastColumn="0" w:oddVBand="0" w:evenVBand="0" w:oddHBand="1" w:evenHBand="0" w:firstRowFirstColumn="0" w:firstRowLastColumn="0" w:lastRowFirstColumn="0" w:lastRowLastColumn="0"/>
+              <w:rPr>
+                <w:rFonts w:asciiTheme="majorHAnsi" w:hAnsiTheme="majorHAnsi" w:cstheme="majorHAnsi"/>
+                <w:lang w:val="en-IN"/>
+              </w:rPr>
+            </w:pPr>
             <w:r>
               <w:rPr>
-                <w:rFonts w:ascii="Times New Roman" w:hAnsi="Times New Roman"/>
+                <w:rFonts w:asciiTheme="majorHAnsi" w:hAnsiTheme="majorHAnsi" w:cstheme="majorHAnsi"/>
+                <w:lang w:val="en-IN"/>
               </w:rPr>
-              <w:t>Basic or none</w:t>
+              <w:t>Platform-specific features</w:t>
             </w:r>
           </w:p>
         </w:tc>
         <w:tc>
           <w:tcPr>
-            <w:tcW w:w="3096" w:type="dxa"/>
-            <w:tcBorders>
-              <w:top w:val="single" w:sz="4" w:space="0" w:color="999999"/>
-              <w:left w:val="single" w:sz="4" w:space="0" w:color="999999"/>
-              <w:bottom w:val="single" w:sz="4" w:space="0" w:color="999999"/>
-              <w:right w:val="single" w:sz="4" w:space="0" w:color="999999"/>
-            </w:tcBorders>
-            <w:shd w:val="clear" w:color="auto" w:fill="FFFFFF"/>
-            <w:tcMar>
-              <w:top w:w="90" w:type="dxa"/>
-              <w:left w:w="120" w:type="dxa"/>
-              <w:bottom w:w="90" w:type="dxa"/>
-              <w:right w:w="120" w:type="dxa"/>
-            </w:tcMar>
+            <w:tcW w:w="3197" w:type="dxa"/>
             <w:vAlign w:val="center"/>
+            <w:hideMark/>
           </w:tcPr>
           <w:p>
+            <w:pPr>
+              <w:spacing w:before="240"/>
+              <w:ind w:left="288"/>
+              <w:jc w:val="center"/>
+              <w:cnfStyle w:val="000000100000" w:firstRow="0" w:lastRow="0" w:firstColumn="0" w:lastColumn="0" w:oddVBand="0" w:evenVBand="0" w:oddHBand="1" w:evenHBand="0" w:firstRowFirstColumn="0" w:firstRowLastColumn="0" w:lastRowFirstColumn="0" w:lastRowLastColumn="0"/>
+              <w:rPr>
+                <w:rFonts w:asciiTheme="majorHAnsi" w:hAnsiTheme="majorHAnsi" w:cstheme="majorHAnsi"/>
+                <w:lang w:val="en-IN"/>
+              </w:rPr>
+            </w:pPr>
             <w:r>
               <w:rPr>
-                <w:rFonts w:ascii="Times New Roman" w:hAnsi="Times New Roman"/>
+                <w:rFonts w:asciiTheme="majorHAnsi" w:hAnsiTheme="majorHAnsi" w:cstheme="majorHAnsi"/>
+                <w:lang w:val="en-IN"/>
               </w:rPr>
-              <w:t xml:space="preserve">JWT with refresh-token rotation </w:t>
-            </w:r>
-            <w:r>
-              <w:rPr>
-                <w:rFonts w:ascii="Times New Roman" w:hAnsi="Times New Roman"/>
-              </w:rPr>
-              <w:lastRenderedPageBreak/>
-              <w:t>+ OAuth2 (Google)</w:t>
+              <w:t>Videos + Feedback + User Management</w:t>
             </w:r>
           </w:p>
         </w:tc>
       </w:tr>
       <w:tr>
-        <w:trPr>
-          <w:jc w:val="center"/>
-        </w:trPr>
         <w:tc>
           <w:tcPr>
-            <w:tcW w:w="3168" w:type="dxa"/>
-            <w:tcBorders>
-              <w:top w:val="single" w:sz="4" w:space="0" w:color="999999"/>
-              <w:left w:val="single" w:sz="4" w:space="0" w:color="999999"/>
-              <w:bottom w:val="single" w:sz="4" w:space="0" w:color="999999"/>
-              <w:right w:val="single" w:sz="4" w:space="0" w:color="999999"/>
-            </w:tcBorders>
-            <w:shd w:val="clear" w:color="auto" w:fill="F2F2F2"/>
-            <w:tcMar>
-              <w:top w:w="90" w:type="dxa"/>
-              <w:left w:w="120" w:type="dxa"/>
-              <w:bottom w:w="90" w:type="dxa"/>
-              <w:right w:w="120" w:type="dxa"/>
-            </w:tcMar>
+            <w:cnfStyle w:val="001000000000" w:firstRow="0" w:lastRow="0" w:firstColumn="1" w:lastColumn="0" w:oddVBand="0" w:evenVBand="0" w:oddHBand="0" w:evenHBand="0" w:firstRowFirstColumn="0" w:firstRowLastColumn="0" w:lastRowFirstColumn="0" w:lastRowLastColumn="0"/>
+            <w:tcW w:w="2448" w:type="dxa"/>
             <w:vAlign w:val="center"/>
+            <w:hideMark/>
           </w:tcPr>
           <w:p>
+            <w:pPr>
+              <w:spacing w:before="240"/>
+              <w:ind w:left="288"/>
+              <w:jc w:val="center"/>
+              <w:rPr>
+                <w:rFonts w:asciiTheme="majorHAnsi" w:hAnsiTheme="majorHAnsi" w:cstheme="majorHAnsi"/>
+                <w:lang w:val="en-IN"/>
+              </w:rPr>
+            </w:pPr>
             <w:r>
               <w:rPr>
-                <w:rFonts w:ascii="Times New Roman" w:hAnsi="Times New Roman"/>
-                <w:b/>
+                <w:rFonts w:asciiTheme="majorHAnsi" w:hAnsiTheme="majorHAnsi" w:cstheme="majorHAnsi"/>
+                <w:lang w:val="en-IN"/>
               </w:rPr>
-              <w:lastRenderedPageBreak/>
-              <w:t>Access Control</w:t>
+              <w:t>Customization</w:t>
             </w:r>
           </w:p>
         </w:tc>
         <w:tc>
           <w:tcPr>
-            <w:tcW w:w="3096" w:type="dxa"/>
-            <w:tcBorders>
-              <w:top w:val="single" w:sz="4" w:space="0" w:color="999999"/>
-              <w:left w:val="single" w:sz="4" w:space="0" w:color="999999"/>
-              <w:bottom w:val="single" w:sz="4" w:space="0" w:color="999999"/>
-              <w:right w:val="single" w:sz="4" w:space="0" w:color="999999"/>
-            </w:tcBorders>
-            <w:shd w:val="clear" w:color="auto" w:fill="FFFFFF"/>
-            <w:tcMar>
-              <w:top w:w="90" w:type="dxa"/>
-              <w:left w:w="120" w:type="dxa"/>
-              <w:bottom w:w="90" w:type="dxa"/>
-              <w:right w:w="120" w:type="dxa"/>
-            </w:tcMar>
+            <w:tcW w:w="3600" w:type="dxa"/>
             <w:vAlign w:val="center"/>
+            <w:hideMark/>
           </w:tcPr>
           <w:p>
+            <w:pPr>
+              <w:spacing w:before="240"/>
+              <w:ind w:left="288"/>
+              <w:jc w:val="center"/>
+              <w:cnfStyle w:val="000000000000" w:firstRow="0" w:lastRow="0" w:firstColumn="0" w:lastColumn="0" w:oddVBand="0" w:evenVBand="0" w:oddHBand="0" w:evenHBand="0" w:firstRowFirstColumn="0" w:firstRowLastColumn="0" w:lastRowFirstColumn="0" w:lastRowLastColumn="0"/>
+              <w:rPr>
+                <w:rFonts w:asciiTheme="majorHAnsi" w:hAnsiTheme="majorHAnsi" w:cstheme="majorHAnsi"/>
+                <w:lang w:val="en-IN"/>
+              </w:rPr>
+            </w:pPr>
             <w:r>
               <w:rPr>
-                <w:rFonts w:ascii="Times New Roman" w:hAnsi="Times New Roman"/>
+                <w:rFonts w:asciiTheme="majorHAnsi" w:hAnsiTheme="majorHAnsi" w:cstheme="majorHAnsi"/>
+                <w:lang w:val="en-IN"/>
               </w:rPr>
-              <w:t>No role separation</w:t>
+              <w:t>Limited to platform</w:t>
             </w:r>
           </w:p>
         </w:tc>
         <w:tc>
           <w:tcPr>
-            <w:tcW w:w="3096" w:type="dxa"/>
-            <w:tcBorders>
-              <w:top w:val="single" w:sz="4" w:space="0" w:color="999999"/>
-              <w:left w:val="single" w:sz="4" w:space="0" w:color="999999"/>
-              <w:bottom w:val="single" w:sz="4" w:space="0" w:color="999999"/>
-              <w:right w:val="single" w:sz="4" w:space="0" w:color="999999"/>
-            </w:tcBorders>
-            <w:shd w:val="clear" w:color="auto" w:fill="FFFFFF"/>
-            <w:tcMar>
-              <w:top w:w="90" w:type="dxa"/>
-              <w:left w:w="120" w:type="dxa"/>
-              <w:bottom w:w="90" w:type="dxa"/>
-              <w:right w:w="120" w:type="dxa"/>
-            </w:tcMar>
+            <w:tcW w:w="3197" w:type="dxa"/>
             <w:vAlign w:val="center"/>
+            <w:hideMark/>
           </w:tcPr>
           <w:p>
+            <w:pPr>
+              <w:spacing w:before="240"/>
+              <w:ind w:left="288"/>
+              <w:jc w:val="center"/>
+              <w:cnfStyle w:val="000000000000" w:firstRow="0" w:lastRow="0" w:firstColumn="0" w:lastColumn="0" w:oddVBand="0" w:evenVBand="0" w:oddHBand="0" w:evenHBand="0" w:firstRowFirstColumn="0" w:firstRowLastColumn="0" w:lastRowFirstColumn="0" w:lastRowLastColumn="0"/>
+              <w:rPr>
+                <w:rFonts w:asciiTheme="majorHAnsi" w:hAnsiTheme="majorHAnsi" w:cstheme="majorHAnsi"/>
+                <w:lang w:val="en-IN"/>
+              </w:rPr>
+            </w:pPr>
             <w:r>
               <w:rPr>
-                <w:rFonts w:ascii="Times New Roman" w:hAnsi="Times New Roman"/>
+                <w:rFonts w:asciiTheme="majorHAnsi" w:hAnsiTheme="majorHAnsi" w:cstheme="majorHAnsi"/>
+                <w:lang w:val="en-IN"/>
               </w:rPr>
-              <w:t>Role-based access (User / Admin)</w:t>
-            </w:r>
-          </w:p>
-        </w:tc>
-      </w:tr>
-      <w:tr>
-        <w:trPr>
-          <w:jc w:val="center"/>
-        </w:trPr>
-        <w:tc>
-          <w:tcPr>
-            <w:tcW w:w="3168" w:type="dxa"/>
-            <w:tcBorders>
-              <w:top w:val="single" w:sz="4" w:space="0" w:color="999999"/>
-              <w:left w:val="single" w:sz="4" w:space="0" w:color="999999"/>
-              <w:bottom w:val="single" w:sz="4" w:space="0" w:color="999999"/>
-              <w:right w:val="single" w:sz="4" w:space="0" w:color="999999"/>
-            </w:tcBorders>
-            <w:shd w:val="clear" w:color="auto" w:fill="F2F2F2"/>
-            <w:tcMar>
-              <w:top w:w="90" w:type="dxa"/>
-              <w:left w:w="120" w:type="dxa"/>
-              <w:bottom w:w="90" w:type="dxa"/>
-              <w:right w:w="120" w:type="dxa"/>
-            </w:tcMar>
-            <w:vAlign w:val="center"/>
-          </w:tcPr>
-          <w:p>
-            <w:r>
-              <w:rPr>
-                <w:rFonts w:ascii="Times New Roman" w:hAnsi="Times New Roman"/>
-                <w:b/>
-              </w:rPr>
-              <w:t>Admin Management</w:t>
-            </w:r>
-          </w:p>
-        </w:tc>
-        <w:tc>
-          <w:tcPr>
-            <w:tcW w:w="3096" w:type="dxa"/>
-            <w:tcBorders>
-              <w:top w:val="single" w:sz="4" w:space="0" w:color="999999"/>
-              <w:left w:val="single" w:sz="4" w:space="0" w:color="999999"/>
-              <w:bottom w:val="single" w:sz="4" w:space="0" w:color="999999"/>
-              <w:right w:val="single" w:sz="4" w:space="0" w:color="999999"/>
-            </w:tcBorders>
-            <w:shd w:val="clear" w:color="auto" w:fill="FFFFFF"/>
-            <w:tcMar>
-              <w:top w:w="90" w:type="dxa"/>
-              <w:left w:w="120" w:type="dxa"/>
-              <w:bottom w:w="90" w:type="dxa"/>
-              <w:right w:w="120" w:type="dxa"/>
-            </w:tcMar>
-            <w:vAlign w:val="center"/>
-          </w:tcPr>
-          <w:p>
-            <w:r>
-              <w:rPr>
-                <w:rFonts w:ascii="Times New Roman" w:hAnsi="Times New Roman"/>
-              </w:rPr>
-              <w:t>Not available</w:t>
-            </w:r>
-          </w:p>
-        </w:tc>
-        <w:tc>
-          <w:tcPr>
-            <w:tcW w:w="3096" w:type="dxa"/>
-            <w:tcBorders>
-              <w:top w:val="single" w:sz="4" w:space="0" w:color="999999"/>
-              <w:left w:val="single" w:sz="4" w:space="0" w:color="999999"/>
-              <w:bottom w:val="single" w:sz="4" w:space="0" w:color="999999"/>
-              <w:right w:val="single" w:sz="4" w:space="0" w:color="999999"/>
-            </w:tcBorders>
-            <w:shd w:val="clear" w:color="auto" w:fill="FFFFFF"/>
-            <w:tcMar>
-              <w:top w:w="90" w:type="dxa"/>
-              <w:left w:w="120" w:type="dxa"/>
-              <w:bottom w:w="90" w:type="dxa"/>
-              <w:right w:w="120" w:type="dxa"/>
-            </w:tcMar>
-            <w:vAlign w:val="center"/>
-          </w:tcPr>
-          <w:p>
-            <w:r>
-              <w:rPr>
-                <w:rFonts w:ascii="Times New Roman" w:hAnsi="Times New Roman"/>
-              </w:rPr>
-              <w:t>Dedicated Admin Dashboard (users, videos, feedback)</w:t>
-            </w:r>
-          </w:p>
-        </w:tc>
-      </w:tr>
-      <w:tr>
-        <w:trPr>
-          <w:jc w:val="center"/>
-        </w:trPr>
-        <w:tc>
-          <w:tcPr>
-            <w:tcW w:w="3168" w:type="dxa"/>
-            <w:tcBorders>
-              <w:top w:val="single" w:sz="4" w:space="0" w:color="999999"/>
-              <w:left w:val="single" w:sz="4" w:space="0" w:color="999999"/>
-              <w:bottom w:val="single" w:sz="4" w:space="0" w:color="999999"/>
-              <w:right w:val="single" w:sz="4" w:space="0" w:color="999999"/>
-            </w:tcBorders>
-            <w:shd w:val="clear" w:color="auto" w:fill="F2F2F2"/>
-            <w:tcMar>
-              <w:top w:w="90" w:type="dxa"/>
-              <w:left w:w="120" w:type="dxa"/>
-              <w:bottom w:w="90" w:type="dxa"/>
-              <w:right w:w="120" w:type="dxa"/>
-            </w:tcMar>
-            <w:vAlign w:val="center"/>
-          </w:tcPr>
-          <w:p>
-            <w:r>
-              <w:rPr>
-                <w:rFonts w:ascii="Times New Roman" w:hAnsi="Times New Roman"/>
-                <w:b/>
-              </w:rPr>
-              <w:t>Feedback System</w:t>
-            </w:r>
-          </w:p>
-        </w:tc>
-        <w:tc>
-          <w:tcPr>
-            <w:tcW w:w="3096" w:type="dxa"/>
-            <w:tcBorders>
-              <w:top w:val="single" w:sz="4" w:space="0" w:color="999999"/>
-              <w:left w:val="single" w:sz="4" w:space="0" w:color="999999"/>
-              <w:bottom w:val="single" w:sz="4" w:space="0" w:color="999999"/>
-              <w:right w:val="single" w:sz="4" w:space="0" w:color="999999"/>
-            </w:tcBorders>
-            <w:shd w:val="clear" w:color="auto" w:fill="FFFFFF"/>
-            <w:tcMar>
-              <w:top w:w="90" w:type="dxa"/>
-              <w:left w:w="120" w:type="dxa"/>
-              <w:bottom w:w="90" w:type="dxa"/>
-              <w:right w:w="120" w:type="dxa"/>
-            </w:tcMar>
-            <w:vAlign w:val="center"/>
-          </w:tcPr>
-          <w:p>
-            <w:r>
-              <w:rPr>
-                <w:rFonts w:ascii="Times New Roman" w:hAnsi="Times New Roman"/>
-              </w:rPr>
-              <w:t>Not available</w:t>
-            </w:r>
-          </w:p>
-        </w:tc>
-        <w:tc>
-          <w:tcPr>
-            <w:tcW w:w="3096" w:type="dxa"/>
-            <w:tcBorders>
-              <w:top w:val="single" w:sz="4" w:space="0" w:color="999999"/>
-              <w:left w:val="single" w:sz="4" w:space="0" w:color="999999"/>
-              <w:bottom w:val="single" w:sz="4" w:space="0" w:color="999999"/>
-              <w:right w:val="single" w:sz="4" w:space="0" w:color="999999"/>
-            </w:tcBorders>
-            <w:shd w:val="clear" w:color="auto" w:fill="FFFFFF"/>
-            <w:tcMar>
-              <w:top w:w="90" w:type="dxa"/>
-              <w:left w:w="120" w:type="dxa"/>
-              <w:bottom w:w="90" w:type="dxa"/>
-              <w:right w:w="120" w:type="dxa"/>
-            </w:tcMar>
-            <w:vAlign w:val="center"/>
-          </w:tcPr>
-          <w:p>
-            <w:r>
-              <w:rPr>
-                <w:rFonts w:ascii="Times New Roman" w:hAnsi="Times New Roman"/>
-              </w:rPr>
-              <w:t>Built-in user feedback module</w:t>
-            </w:r>
-          </w:p>
-        </w:tc>
-      </w:tr>
-      <w:tr>
-        <w:trPr>
-          <w:jc w:val="center"/>
-        </w:trPr>
-        <w:tc>
-          <w:tcPr>
-            <w:tcW w:w="3168" w:type="dxa"/>
-            <w:tcBorders>
-              <w:top w:val="single" w:sz="4" w:space="0" w:color="999999"/>
-              <w:left w:val="single" w:sz="4" w:space="0" w:color="999999"/>
-              <w:bottom w:val="single" w:sz="4" w:space="0" w:color="999999"/>
-              <w:right w:val="single" w:sz="4" w:space="0" w:color="999999"/>
-            </w:tcBorders>
-            <w:shd w:val="clear" w:color="auto" w:fill="F2F2F2"/>
-            <w:tcMar>
-              <w:top w:w="90" w:type="dxa"/>
-              <w:left w:w="120" w:type="dxa"/>
-              <w:bottom w:w="90" w:type="dxa"/>
-              <w:right w:w="120" w:type="dxa"/>
-            </w:tcMar>
-            <w:vAlign w:val="center"/>
-          </w:tcPr>
-          <w:p>
-            <w:r>
-              <w:rPr>
-                <w:rFonts w:ascii="Times New Roman" w:hAnsi="Times New Roman"/>
-                <w:b/>
-              </w:rPr>
-              <w:t>Scalability</w:t>
-            </w:r>
-          </w:p>
-        </w:tc>
-        <w:tc>
-          <w:tcPr>
-            <w:tcW w:w="3096" w:type="dxa"/>
-            <w:tcBorders>
-              <w:top w:val="single" w:sz="4" w:space="0" w:color="999999"/>
-              <w:left w:val="single" w:sz="4" w:space="0" w:color="999999"/>
-              <w:bottom w:val="single" w:sz="4" w:space="0" w:color="999999"/>
-              <w:right w:val="single" w:sz="4" w:space="0" w:color="999999"/>
-            </w:tcBorders>
-            <w:shd w:val="clear" w:color="auto" w:fill="FFFFFF"/>
-            <w:tcMar>
-              <w:top w:w="90" w:type="dxa"/>
-              <w:left w:w="120" w:type="dxa"/>
-              <w:bottom w:w="90" w:type="dxa"/>
-              <w:right w:w="120" w:type="dxa"/>
-            </w:tcMar>
-            <w:vAlign w:val="center"/>
-          </w:tcPr>
-          <w:p>
-            <w:r>
-              <w:rPr>
-                <w:rFonts w:ascii="Times New Roman" w:hAnsi="Times New Roman"/>
-              </w:rPr>
-              <w:t>Limited</w:t>
-            </w:r>
-          </w:p>
-        </w:tc>
-        <w:tc>
-          <w:tcPr>
-            <w:tcW w:w="3096" w:type="dxa"/>
-            <w:tcBorders>
-              <w:top w:val="single" w:sz="4" w:space="0" w:color="999999"/>
-              <w:left w:val="single" w:sz="4" w:space="0" w:color="999999"/>
-              <w:bottom w:val="single" w:sz="4" w:space="0" w:color="999999"/>
-              <w:right w:val="single" w:sz="4" w:space="0" w:color="999999"/>
-            </w:tcBorders>
-            <w:shd w:val="clear" w:color="auto" w:fill="FFFFFF"/>
-            <w:tcMar>
-              <w:top w:w="90" w:type="dxa"/>
-              <w:left w:w="120" w:type="dxa"/>
-              <w:bottom w:w="90" w:type="dxa"/>
-              <w:right w:w="120" w:type="dxa"/>
-            </w:tcMar>
-            <w:vAlign w:val="center"/>
-          </w:tcPr>
-          <w:p>
-            <w:r>
-              <w:rPr>
-                <w:rFonts w:ascii="Times New Roman" w:hAnsi="Times New Roman"/>
-              </w:rPr>
-              <w:t>Layered Spring Boot architecture, scalable &amp; maintainable</w:t>
+              <w:t>Fully Customizable</w:t>
             </w:r>
           </w:p>
         </w:tc>
       </w:tr>
     </w:tbl>
-    <w:p/>
     <w:p>
       <w:pPr>
         <w:spacing w:before="200" w:after="120"/>
         <w:ind w:left="288"/>
-      </w:pPr>
-      <w:r>
         <w:rPr>
-          <w:rFonts w:ascii="Times New Roman" w:hAnsi="Times New Roman"/>
+          <w:rFonts w:asciiTheme="majorHAnsi" w:hAnsiTheme="majorHAnsi" w:cstheme="majorHAnsi"/>
           <w:b/>
           <w:color w:val="000000"/>
           <w:sz w:val="26"/>
         </w:rPr>
-        <w:t>2.3.2  Modules (with short description)</w:t>
+      </w:pPr>
+    </w:p>
+    <w:p>
+      <w:pPr>
+        <w:spacing w:before="200" w:after="120"/>
+        <w:ind w:left="288"/>
+        <w:rPr>
+          <w:rFonts w:asciiTheme="majorHAnsi" w:hAnsiTheme="majorHAnsi" w:cstheme="majorHAnsi"/>
+          <w:b/>
+          <w:color w:val="000000"/>
+          <w:sz w:val="26"/>
+        </w:rPr>
+      </w:pPr>
+    </w:p>
+    <w:p>
+      <w:pPr>
+        <w:spacing w:before="200" w:after="120"/>
+        <w:ind w:left="288"/>
+        <w:rPr>
+          <w:rFonts w:asciiTheme="majorHAnsi" w:hAnsiTheme="majorHAnsi" w:cstheme="majorHAnsi"/>
+          <w:b/>
+          <w:color w:val="000000"/>
+          <w:sz w:val="26"/>
+        </w:rPr>
+      </w:pPr>
+    </w:p>
+    <w:p>
+      <w:pPr>
+        <w:spacing w:before="200" w:after="120"/>
+        <w:ind w:left="288"/>
+        <w:rPr>
+          <w:rFonts w:asciiTheme="majorHAnsi" w:hAnsiTheme="majorHAnsi" w:cstheme="majorHAnsi"/>
+          <w:b/>
+          <w:color w:val="000000"/>
+          <w:sz w:val="26"/>
+        </w:rPr>
+      </w:pPr>
+    </w:p>
+    <w:p>
+      <w:pPr>
+        <w:spacing w:before="200" w:after="120"/>
+        <w:ind w:left="288"/>
+        <w:rPr>
+          <w:rFonts w:asciiTheme="majorHAnsi" w:hAnsiTheme="majorHAnsi" w:cstheme="majorHAnsi"/>
+        </w:rPr>
+      </w:pPr>
+      <w:r>
+        <w:rPr>
+          <w:rFonts w:asciiTheme="majorHAnsi" w:hAnsiTheme="majorHAnsi" w:cstheme="majorHAnsi"/>
+          <w:b/>
+          <w:color w:val="000000"/>
+          <w:sz w:val="26"/>
+        </w:rPr>
+        <w:lastRenderedPageBreak/>
+        <w:t>2.3.2 Modules (with short description)</w:t>
       </w:r>
     </w:p>
     <w:p>
       <w:pPr>
         <w:spacing w:after="40"/>
         <w:ind w:left="288"/>
+        <w:rPr>
+          <w:rFonts w:asciiTheme="majorHAnsi" w:hAnsiTheme="majorHAnsi" w:cstheme="majorHAnsi"/>
+        </w:rPr>
       </w:pPr>
       <w:r>
         <w:rPr>
-          <w:rFonts w:ascii="Times New Roman" w:hAnsi="Times New Roman"/>
+          <w:rFonts w:asciiTheme="majorHAnsi" w:hAnsiTheme="majorHAnsi" w:cstheme="majorHAnsi"/>
           <w:b/>
           <w:color w:val="B91C1C"/>
           <w:sz w:val="24"/>
@@ -1208,10 +1262,13 @@
         <w:spacing w:line="288" w:lineRule="auto"/>
         <w:ind w:left="288"/>
         <w:jc w:val="both"/>
+        <w:rPr>
+          <w:rFonts w:asciiTheme="majorHAnsi" w:hAnsiTheme="majorHAnsi" w:cstheme="majorHAnsi"/>
+        </w:rPr>
       </w:pPr>
       <w:r>
         <w:rPr>
-          <w:rFonts w:ascii="Times New Roman" w:hAnsi="Times New Roman"/>
+          <w:rFonts w:asciiTheme="majorHAnsi" w:hAnsiTheme="majorHAnsi" w:cstheme="majorHAnsi"/>
           <w:sz w:val="23"/>
         </w:rPr>
         <w:t>Handles user registration and secure login using JWT-based authentication with rotating refresh tokens stored in HTTP-only cookies. Also supports Google OAuth2 login, automatically provisioning a local account for first-time OAuth users.</w:t>
@@ -1221,10 +1278,13 @@
       <w:pPr>
         <w:spacing w:after="40"/>
         <w:ind w:left="288"/>
+        <w:rPr>
+          <w:rFonts w:asciiTheme="majorHAnsi" w:hAnsiTheme="majorHAnsi" w:cstheme="majorHAnsi"/>
+        </w:rPr>
       </w:pPr>
       <w:r>
         <w:rPr>
-          <w:rFonts w:ascii="Times New Roman" w:hAnsi="Times New Roman"/>
+          <w:rFonts w:asciiTheme="majorHAnsi" w:hAnsiTheme="majorHAnsi" w:cstheme="majorHAnsi"/>
           <w:b/>
           <w:color w:val="B91C1C"/>
           <w:sz w:val="24"/>
@@ -1237,10 +1297,13 @@
         <w:spacing w:line="288" w:lineRule="auto"/>
         <w:ind w:left="288"/>
         <w:jc w:val="both"/>
+        <w:rPr>
+          <w:rFonts w:asciiTheme="majorHAnsi" w:hAnsiTheme="majorHAnsi" w:cstheme="majorHAnsi"/>
+        </w:rPr>
       </w:pPr>
       <w:r>
         <w:rPr>
-          <w:rFonts w:ascii="Times New Roman" w:hAnsi="Times New Roman"/>
+          <w:rFonts w:asciiTheme="majorHAnsi" w:hAnsiTheme="majorHAnsi" w:cstheme="majorHAnsi"/>
           <w:sz w:val="23"/>
         </w:rPr>
         <w:t>A separate, dedicated login flow for administrators, using distinct refresh tokens and validating the ROLE_ADMIN authority before granting access to admin-only features.</w:t>
@@ -1250,10 +1313,13 @@
       <w:pPr>
         <w:spacing w:after="40"/>
         <w:ind w:left="288"/>
+        <w:rPr>
+          <w:rFonts w:asciiTheme="majorHAnsi" w:hAnsiTheme="majorHAnsi" w:cstheme="majorHAnsi"/>
+        </w:rPr>
       </w:pPr>
       <w:r>
         <w:rPr>
-          <w:rFonts w:ascii="Times New Roman" w:hAnsi="Times New Roman"/>
+          <w:rFonts w:asciiTheme="majorHAnsi" w:hAnsiTheme="majorHAnsi" w:cstheme="majorHAnsi"/>
           <w:b/>
           <w:color w:val="B91C1C"/>
           <w:sz w:val="24"/>
@@ -1266,10 +1332,13 @@
         <w:spacing w:line="288" w:lineRule="auto"/>
         <w:ind w:left="288"/>
         <w:jc w:val="both"/>
+        <w:rPr>
+          <w:rFonts w:asciiTheme="majorHAnsi" w:hAnsiTheme="majorHAnsi" w:cstheme="majorHAnsi"/>
+        </w:rPr>
       </w:pPr>
       <w:r>
         <w:rPr>
-          <w:rFonts w:ascii="Times New Roman" w:hAnsi="Times New Roman"/>
+          <w:rFonts w:asciiTheme="majorHAnsi" w:hAnsiTheme="majorHAnsi" w:cstheme="majorHAnsi"/>
           <w:sz w:val="23"/>
         </w:rPr>
         <w:t>Allows users to view and update their profile information, while enabling administrators to view, update, or delete any user account, with proper owner-or-admin authorization checks.</w:t>
@@ -1279,10 +1348,13 @@
       <w:pPr>
         <w:spacing w:after="40"/>
         <w:ind w:left="288"/>
+        <w:rPr>
+          <w:rFonts w:asciiTheme="majorHAnsi" w:hAnsiTheme="majorHAnsi" w:cstheme="majorHAnsi"/>
+        </w:rPr>
       </w:pPr>
       <w:r>
         <w:rPr>
-          <w:rFonts w:ascii="Times New Roman" w:hAnsi="Times New Roman"/>
+          <w:rFonts w:asciiTheme="majorHAnsi" w:hAnsiTheme="majorHAnsi" w:cstheme="majorHAnsi"/>
           <w:b/>
           <w:color w:val="B91C1C"/>
           <w:sz w:val="24"/>
@@ -1295,23 +1367,138 @@
         <w:spacing w:line="288" w:lineRule="auto"/>
         <w:ind w:left="288"/>
         <w:jc w:val="both"/>
+        <w:rPr>
+          <w:rFonts w:asciiTheme="majorHAnsi" w:hAnsiTheme="majorHAnsi" w:cstheme="majorHAnsi"/>
+          <w:sz w:val="23"/>
+        </w:rPr>
       </w:pPr>
       <w:r>
         <w:rPr>
-          <w:rFonts w:ascii="Times New Roman" w:hAnsi="Times New Roman"/>
+          <w:rFonts w:asciiTheme="majorHAnsi" w:hAnsiTheme="majorHAnsi" w:cstheme="majorHAnsi"/>
           <w:sz w:val="23"/>
         </w:rPr>
-        <w:t>Enables users to upload videos with metadata (title, description). Uploaded videos are automatically converted into HLS format (master.m3u8 + .ts segments) using FFmpeg for adaptive streaming, and also support direct HTTP range-based streaming for smooth seeking.</w:t>
+        <w:t>Enables users to upload videos with metadata (title, description). Uploaded videos are automatically converted into HLS format (master.m3u8 + .</w:t>
+      </w:r>
+      <w:proofErr w:type="spellStart"/>
+      <w:r>
+        <w:rPr>
+          <w:rFonts w:asciiTheme="majorHAnsi" w:hAnsiTheme="majorHAnsi" w:cstheme="majorHAnsi"/>
+          <w:sz w:val="23"/>
+        </w:rPr>
+        <w:t>ts</w:t>
+      </w:r>
+      <w:proofErr w:type="spellEnd"/>
+      <w:r>
+        <w:rPr>
+          <w:rFonts w:asciiTheme="majorHAnsi" w:hAnsiTheme="majorHAnsi" w:cstheme="majorHAnsi"/>
+          <w:sz w:val="23"/>
+        </w:rPr>
+        <w:t xml:space="preserve"> segments) using </w:t>
+      </w:r>
+      <w:proofErr w:type="spellStart"/>
+      <w:r>
+        <w:rPr>
+          <w:rFonts w:asciiTheme="majorHAnsi" w:hAnsiTheme="majorHAnsi" w:cstheme="majorHAnsi"/>
+          <w:sz w:val="23"/>
+        </w:rPr>
+        <w:t>FFmpeg</w:t>
+      </w:r>
+      <w:proofErr w:type="spellEnd"/>
+      <w:r>
+        <w:rPr>
+          <w:rFonts w:asciiTheme="majorHAnsi" w:hAnsiTheme="majorHAnsi" w:cstheme="majorHAnsi"/>
+          <w:sz w:val="23"/>
+        </w:rPr>
+        <w:t xml:space="preserve"> for adaptive streaming, and also support direct HTTP range-based streaming for smooth seeking.</w:t>
       </w:r>
     </w:p>
     <w:p>
       <w:pPr>
         <w:spacing w:after="40"/>
         <w:ind w:left="288"/>
+        <w:rPr>
+          <w:rFonts w:asciiTheme="majorHAnsi" w:hAnsiTheme="majorHAnsi" w:cstheme="majorHAnsi"/>
+        </w:rPr>
       </w:pPr>
       <w:r>
         <w:rPr>
-          <w:rFonts w:ascii="Times New Roman" w:hAnsi="Times New Roman"/>
+          <w:rFonts w:asciiTheme="majorHAnsi" w:hAnsiTheme="majorHAnsi" w:cstheme="majorHAnsi"/>
+          <w:b/>
+          <w:color w:val="B91C1C"/>
+          <w:sz w:val="24"/>
+        </w:rPr>
+        <w:t>Category Module</w:t>
+      </w:r>
+    </w:p>
+    <w:p>
+      <w:pPr>
+        <w:spacing w:line="288" w:lineRule="auto"/>
+        <w:ind w:left="288"/>
+        <w:jc w:val="both"/>
+        <w:rPr>
+          <w:rFonts w:asciiTheme="majorHAnsi" w:hAnsiTheme="majorHAnsi" w:cstheme="majorHAnsi"/>
+          <w:sz w:val="23"/>
+          <w:szCs w:val="23"/>
+        </w:rPr>
+      </w:pPr>
+      <w:r>
+        <w:rPr>
+          <w:rFonts w:asciiTheme="majorHAnsi" w:hAnsiTheme="majorHAnsi" w:cstheme="majorHAnsi"/>
+          <w:sz w:val="23"/>
+          <w:szCs w:val="23"/>
+        </w:rPr>
+        <w:t>The Category module organizes videos for easy discovery. Admins manage categories, while users can browse and filter videos by category.</w:t>
+      </w:r>
+    </w:p>
+    <w:p>
+      <w:pPr>
+        <w:spacing w:after="40"/>
+        <w:ind w:left="288"/>
+        <w:rPr>
+          <w:rFonts w:asciiTheme="majorHAnsi" w:hAnsiTheme="majorHAnsi" w:cstheme="majorHAnsi"/>
+        </w:rPr>
+      </w:pPr>
+      <w:r>
+        <w:rPr>
+          <w:rFonts w:asciiTheme="majorHAnsi" w:hAnsiTheme="majorHAnsi" w:cstheme="majorHAnsi"/>
+          <w:b/>
+          <w:color w:val="B91C1C"/>
+          <w:sz w:val="24"/>
+        </w:rPr>
+        <w:t>Comment Module</w:t>
+      </w:r>
+    </w:p>
+    <w:p>
+      <w:pPr>
+        <w:spacing w:line="288" w:lineRule="auto"/>
+        <w:ind w:left="288"/>
+        <w:jc w:val="both"/>
+        <w:rPr>
+          <w:rFonts w:asciiTheme="majorHAnsi" w:hAnsiTheme="majorHAnsi" w:cstheme="majorHAnsi"/>
+          <w:sz w:val="23"/>
+          <w:szCs w:val="23"/>
+        </w:rPr>
+      </w:pPr>
+      <w:r>
+        <w:rPr>
+          <w:rFonts w:asciiTheme="majorHAnsi" w:hAnsiTheme="majorHAnsi" w:cstheme="majorHAnsi"/>
+          <w:sz w:val="23"/>
+          <w:szCs w:val="23"/>
+        </w:rPr>
+        <w:t>The Comment module enables video discussions. Authenticated users can comment and delete their comments, while admins can moderate them.</w:t>
+      </w:r>
+    </w:p>
+    <w:p>
+      <w:pPr>
+        <w:spacing w:after="40"/>
+        <w:ind w:left="288"/>
+        <w:rPr>
+          <w:rFonts w:asciiTheme="majorHAnsi" w:hAnsiTheme="majorHAnsi" w:cstheme="majorHAnsi"/>
+        </w:rPr>
+      </w:pPr>
+      <w:r>
+        <w:rPr>
+          <w:rFonts w:asciiTheme="majorHAnsi" w:hAnsiTheme="majorHAnsi" w:cstheme="majorHAnsi"/>
           <w:b/>
           <w:color w:val="B91C1C"/>
           <w:sz w:val="24"/>
@@ -1324,10 +1511,13 @@
         <w:spacing w:line="288" w:lineRule="auto"/>
         <w:ind w:left="288"/>
         <w:jc w:val="both"/>
+        <w:rPr>
+          <w:rFonts w:asciiTheme="majorHAnsi" w:hAnsiTheme="majorHAnsi" w:cstheme="majorHAnsi"/>
+        </w:rPr>
       </w:pPr>
       <w:r>
         <w:rPr>
-          <w:rFonts w:ascii="Times New Roman" w:hAnsi="Times New Roman"/>
+          <w:rFonts w:asciiTheme="majorHAnsi" w:hAnsiTheme="majorHAnsi" w:cstheme="majorHAnsi"/>
           <w:sz w:val="23"/>
         </w:rPr>
         <w:t>Provides each user with a personalized view of the videos they have uploaded, along with options to manage or delete their own content.</w:t>
@@ -1337,10 +1527,13 @@
       <w:pPr>
         <w:spacing w:after="40"/>
         <w:ind w:left="288"/>
+        <w:rPr>
+          <w:rFonts w:asciiTheme="majorHAnsi" w:hAnsiTheme="majorHAnsi" w:cstheme="majorHAnsi"/>
+        </w:rPr>
       </w:pPr>
       <w:r>
         <w:rPr>
-          <w:rFonts w:ascii="Times New Roman" w:hAnsi="Times New Roman"/>
+          <w:rFonts w:asciiTheme="majorHAnsi" w:hAnsiTheme="majorHAnsi" w:cstheme="majorHAnsi"/>
           <w:b/>
           <w:color w:val="B91C1C"/>
           <w:sz w:val="24"/>
@@ -1353,10 +1546,13 @@
         <w:spacing w:line="288" w:lineRule="auto"/>
         <w:ind w:left="288"/>
         <w:jc w:val="both"/>
+        <w:rPr>
+          <w:rFonts w:asciiTheme="majorHAnsi" w:hAnsiTheme="majorHAnsi" w:cstheme="majorHAnsi"/>
+        </w:rPr>
       </w:pPr>
       <w:r>
         <w:rPr>
-          <w:rFonts w:ascii="Times New Roman" w:hAnsi="Times New Roman"/>
+          <w:rFonts w:asciiTheme="majorHAnsi" w:hAnsiTheme="majorHAnsi" w:cstheme="majorHAnsi"/>
           <w:sz w:val="23"/>
         </w:rPr>
         <w:t>Provides administrators with aggregate platform statistics, along with the ability to manage all users (including promoting a user to admin) and manage all uploaded videos across the platform.</w:t>
@@ -1366,10 +1562,13 @@
       <w:pPr>
         <w:spacing w:after="40"/>
         <w:ind w:left="288"/>
+        <w:rPr>
+          <w:rFonts w:asciiTheme="majorHAnsi" w:hAnsiTheme="majorHAnsi" w:cstheme="majorHAnsi"/>
+        </w:rPr>
       </w:pPr>
       <w:r>
         <w:rPr>
-          <w:rFonts w:ascii="Times New Roman" w:hAnsi="Times New Roman"/>
+          <w:rFonts w:asciiTheme="majorHAnsi" w:hAnsiTheme="majorHAnsi" w:cstheme="majorHAnsi"/>
           <w:b/>
           <w:color w:val="B91C1C"/>
           <w:sz w:val="24"/>
@@ -1382,15 +1581,177 @@
         <w:spacing w:line="288" w:lineRule="auto"/>
         <w:ind w:left="288"/>
         <w:jc w:val="both"/>
+        <w:rPr>
+          <w:rFonts w:asciiTheme="majorHAnsi" w:hAnsiTheme="majorHAnsi" w:cstheme="majorHAnsi"/>
+          <w:sz w:val="23"/>
+        </w:rPr>
       </w:pPr>
       <w:r>
         <w:rPr>
-          <w:rFonts w:ascii="Times New Roman" w:hAnsi="Times New Roman"/>
+          <w:rFonts w:asciiTheme="majorHAnsi" w:hAnsiTheme="majorHAnsi" w:cstheme="majorHAnsi"/>
           <w:sz w:val="23"/>
         </w:rPr>
-        <w:lastRenderedPageBreak/>
         <w:t>Allows users to submit feedback messages about the platform, while administrators can view all submitted feedback and delete inappropriate or resolved entries.</w:t>
       </w:r>
+    </w:p>
+    <w:p>
+      <w:pPr>
+        <w:spacing w:after="40"/>
+        <w:ind w:left="288"/>
+        <w:rPr>
+          <w:rFonts w:asciiTheme="majorHAnsi" w:hAnsiTheme="majorHAnsi" w:cstheme="majorHAnsi"/>
+        </w:rPr>
+      </w:pPr>
+      <w:r>
+        <w:rPr>
+          <w:rFonts w:asciiTheme="majorHAnsi" w:hAnsiTheme="majorHAnsi" w:cstheme="majorHAnsi"/>
+          <w:b/>
+          <w:color w:val="B91C1C"/>
+          <w:sz w:val="24"/>
+        </w:rPr>
+        <w:t>Email Verification (OTP) Module</w:t>
+      </w:r>
+    </w:p>
+    <w:p>
+      <w:pPr>
+        <w:spacing w:line="288" w:lineRule="auto"/>
+        <w:ind w:left="288"/>
+        <w:jc w:val="both"/>
+        <w:rPr>
+          <w:rFonts w:asciiTheme="majorHAnsi" w:hAnsiTheme="majorHAnsi" w:cstheme="majorHAnsi"/>
+          <w:sz w:val="23"/>
+          <w:szCs w:val="23"/>
+        </w:rPr>
+      </w:pPr>
+      <w:r>
+        <w:rPr>
+          <w:rFonts w:asciiTheme="majorHAnsi" w:hAnsiTheme="majorHAnsi" w:cstheme="majorHAnsi"/>
+          <w:sz w:val="23"/>
+          <w:szCs w:val="23"/>
+        </w:rPr>
+        <w:t xml:space="preserve">The Email Verification module verifies the user's email using a 6-digit OTP sent through </w:t>
+      </w:r>
+      <w:r>
+        <w:rPr>
+          <w:rFonts w:asciiTheme="majorHAnsi" w:hAnsiTheme="majorHAnsi" w:cstheme="majorHAnsi"/>
+          <w:sz w:val="23"/>
+          <w:szCs w:val="23"/>
+        </w:rPr>
+        <w:t>Mail Service</w:t>
+      </w:r>
+      <w:r>
+        <w:rPr>
+          <w:rFonts w:asciiTheme="majorHAnsi" w:hAnsiTheme="majorHAnsi" w:cstheme="majorHAnsi"/>
+          <w:sz w:val="23"/>
+          <w:szCs w:val="23"/>
+        </w:rPr>
+        <w:t xml:space="preserve">. The OTP is stored in Redis with a 5-minute TTL, and the account remains disabled </w:t>
+      </w:r>
+      <w:r>
+        <w:rPr>
+          <w:rFonts w:asciiTheme="majorHAnsi" w:hAnsiTheme="majorHAnsi" w:cstheme="majorHAnsi"/>
+          <w:sz w:val="23"/>
+          <w:szCs w:val="23"/>
+        </w:rPr>
+        <w:lastRenderedPageBreak/>
+        <w:t>until verification is completed. A 60-second resend cooldown prevents OTP spam and unnecessary email-server load.</w:t>
+      </w:r>
+    </w:p>
+    <w:p>
+      <w:pPr>
+        <w:spacing w:after="40"/>
+        <w:ind w:left="288"/>
+        <w:rPr>
+          <w:rFonts w:asciiTheme="majorHAnsi" w:hAnsiTheme="majorHAnsi" w:cstheme="majorHAnsi"/>
+        </w:rPr>
+      </w:pPr>
+      <w:r>
+        <w:rPr>
+          <w:rFonts w:asciiTheme="majorHAnsi" w:hAnsiTheme="majorHAnsi" w:cstheme="majorHAnsi"/>
+          <w:b/>
+          <w:color w:val="B91C1C"/>
+          <w:sz w:val="24"/>
+        </w:rPr>
+        <w:t>Supporting Components</w:t>
+      </w:r>
+    </w:p>
+    <w:p>
+      <w:pPr>
+        <w:spacing w:line="288" w:lineRule="auto"/>
+        <w:ind w:left="288"/>
+        <w:jc w:val="both"/>
+        <w:rPr>
+          <w:rFonts w:asciiTheme="majorHAnsi" w:hAnsiTheme="majorHAnsi" w:cstheme="majorHAnsi"/>
+          <w:sz w:val="23"/>
+          <w:szCs w:val="23"/>
+        </w:rPr>
+      </w:pPr>
+      <w:r>
+        <w:rPr>
+          <w:rFonts w:asciiTheme="majorHAnsi" w:hAnsiTheme="majorHAnsi" w:cstheme="majorHAnsi"/>
+          <w:sz w:val="23"/>
+          <w:szCs w:val="23"/>
+        </w:rPr>
+        <w:t xml:space="preserve">The system includes Global Exception Handling for consistent JSON error responses and DTOs to securely separate API data from database entities. </w:t>
+      </w:r>
+      <w:proofErr w:type="spellStart"/>
+      <w:r>
+        <w:rPr>
+          <w:rFonts w:asciiTheme="majorHAnsi" w:hAnsiTheme="majorHAnsi" w:cstheme="majorHAnsi"/>
+          <w:sz w:val="23"/>
+          <w:szCs w:val="23"/>
+        </w:rPr>
+        <w:t>ModelMapper</w:t>
+      </w:r>
+      <w:proofErr w:type="spellEnd"/>
+      <w:r>
+        <w:rPr>
+          <w:rFonts w:asciiTheme="majorHAnsi" w:hAnsiTheme="majorHAnsi" w:cstheme="majorHAnsi"/>
+          <w:sz w:val="23"/>
+          <w:szCs w:val="23"/>
+        </w:rPr>
+        <w:t xml:space="preserve"> simplifies entity-to-DTO conversion, while Swagger/</w:t>
+      </w:r>
+      <w:proofErr w:type="spellStart"/>
+      <w:r>
+        <w:rPr>
+          <w:rFonts w:asciiTheme="majorHAnsi" w:hAnsiTheme="majorHAnsi" w:cstheme="majorHAnsi"/>
+          <w:sz w:val="23"/>
+          <w:szCs w:val="23"/>
+        </w:rPr>
+        <w:t>OpenAPI</w:t>
+      </w:r>
+      <w:proofErr w:type="spellEnd"/>
+      <w:r>
+        <w:rPr>
+          <w:rFonts w:asciiTheme="majorHAnsi" w:hAnsiTheme="majorHAnsi" w:cstheme="majorHAnsi"/>
+          <w:sz w:val="23"/>
+          <w:szCs w:val="23"/>
+        </w:rPr>
+        <w:t xml:space="preserve"> provides interactive API documentation. Docker &amp; Docker Compose containerize the application and its services, ensuring consistent deployment across environments.</w:t>
+      </w:r>
+    </w:p>
+    <w:p>
+      <w:pPr>
+        <w:spacing w:line="288" w:lineRule="auto"/>
+        <w:ind w:left="288"/>
+        <w:jc w:val="both"/>
+        <w:rPr>
+          <w:rFonts w:asciiTheme="majorHAnsi" w:hAnsiTheme="majorHAnsi" w:cstheme="majorHAnsi"/>
+          <w:sz w:val="23"/>
+          <w:szCs w:val="23"/>
+        </w:rPr>
+      </w:pPr>
+    </w:p>
+    <w:p>
+      <w:pPr>
+        <w:spacing w:line="288" w:lineRule="auto"/>
+        <w:ind w:left="288"/>
+        <w:jc w:val="both"/>
+        <w:rPr>
+          <w:rFonts w:asciiTheme="majorHAnsi" w:hAnsiTheme="majorHAnsi" w:cstheme="majorHAnsi"/>
+        </w:rPr>
+      </w:pPr>
     </w:p>
     <w:sectPr>
       <w:headerReference w:type="default" r:id="rId8"/>
@@ -1746,6 +2107,120 @@
       </w:rPr>
     </w:lvl>
   </w:abstractNum>
+  <w:abstractNum w:abstractNumId="9" w15:restartNumberingAfterBreak="0">
+    <w:nsid w:val="0B1549EB"/>
+    <w:multiLevelType w:val="hybridMultilevel"/>
+    <w:tmpl w:val="C69A7F5E"/>
+    <w:lvl w:ilvl="0" w:tplc="A5B465A8">
+      <w:start w:val="1"/>
+      <w:numFmt w:val="bullet"/>
+      <w:lvlText w:val=""/>
+      <w:lvlJc w:val="left"/>
+      <w:pPr>
+        <w:ind w:left="720" w:hanging="360"/>
+      </w:pPr>
+      <w:rPr>
+        <w:rFonts w:ascii="Symbol" w:hAnsi="Symbol" w:hint="default"/>
+        <w:color w:val="C00000"/>
+      </w:rPr>
+    </w:lvl>
+    <w:lvl w:ilvl="1" w:tplc="04090003" w:tentative="1">
+      <w:start w:val="1"/>
+      <w:numFmt w:val="bullet"/>
+      <w:lvlText w:val="o"/>
+      <w:lvlJc w:val="left"/>
+      <w:pPr>
+        <w:ind w:left="1440" w:hanging="360"/>
+      </w:pPr>
+      <w:rPr>
+        <w:rFonts w:ascii="Courier New" w:hAnsi="Courier New" w:cs="Courier New" w:hint="default"/>
+      </w:rPr>
+    </w:lvl>
+    <w:lvl w:ilvl="2" w:tplc="04090005" w:tentative="1">
+      <w:start w:val="1"/>
+      <w:numFmt w:val="bullet"/>
+      <w:lvlText w:val=""/>
+      <w:lvlJc w:val="left"/>
+      <w:pPr>
+        <w:ind w:left="2160" w:hanging="360"/>
+      </w:pPr>
+      <w:rPr>
+        <w:rFonts w:ascii="Wingdings" w:hAnsi="Wingdings" w:hint="default"/>
+      </w:rPr>
+    </w:lvl>
+    <w:lvl w:ilvl="3" w:tplc="04090001" w:tentative="1">
+      <w:start w:val="1"/>
+      <w:numFmt w:val="bullet"/>
+      <w:lvlText w:val=""/>
+      <w:lvlJc w:val="left"/>
+      <w:pPr>
+        <w:ind w:left="2880" w:hanging="360"/>
+      </w:pPr>
+      <w:rPr>
+        <w:rFonts w:ascii="Symbol" w:hAnsi="Symbol" w:hint="default"/>
+      </w:rPr>
+    </w:lvl>
+    <w:lvl w:ilvl="4" w:tplc="04090003" w:tentative="1">
+      <w:start w:val="1"/>
+      <w:numFmt w:val="bullet"/>
+      <w:lvlText w:val="o"/>
+      <w:lvlJc w:val="left"/>
+      <w:pPr>
+        <w:ind w:left="3600" w:hanging="360"/>
+      </w:pPr>
+      <w:rPr>
+        <w:rFonts w:ascii="Courier New" w:hAnsi="Courier New" w:cs="Courier New" w:hint="default"/>
+      </w:rPr>
+    </w:lvl>
+    <w:lvl w:ilvl="5" w:tplc="04090005" w:tentative="1">
+      <w:start w:val="1"/>
+      <w:numFmt w:val="bullet"/>
+      <w:lvlText w:val=""/>
+      <w:lvlJc w:val="left"/>
+      <w:pPr>
+        <w:ind w:left="4320" w:hanging="360"/>
+      </w:pPr>
+      <w:rPr>
+        <w:rFonts w:ascii="Wingdings" w:hAnsi="Wingdings" w:hint="default"/>
+      </w:rPr>
+    </w:lvl>
+    <w:lvl w:ilvl="6" w:tplc="04090001" w:tentative="1">
+      <w:start w:val="1"/>
+      <w:numFmt w:val="bullet"/>
+      <w:lvlText w:val=""/>
+      <w:lvlJc w:val="left"/>
+      <w:pPr>
+        <w:ind w:left="5040" w:hanging="360"/>
+      </w:pPr>
+      <w:rPr>
+        <w:rFonts w:ascii="Symbol" w:hAnsi="Symbol" w:hint="default"/>
+      </w:rPr>
+    </w:lvl>
+    <w:lvl w:ilvl="7" w:tplc="04090003" w:tentative="1">
+      <w:start w:val="1"/>
+      <w:numFmt w:val="bullet"/>
+      <w:lvlText w:val="o"/>
+      <w:lvlJc w:val="left"/>
+      <w:pPr>
+        <w:ind w:left="5760" w:hanging="360"/>
+      </w:pPr>
+      <w:rPr>
+        <w:rFonts w:ascii="Courier New" w:hAnsi="Courier New" w:cs="Courier New" w:hint="default"/>
+      </w:rPr>
+    </w:lvl>
+    <w:lvl w:ilvl="8" w:tplc="04090005" w:tentative="1">
+      <w:start w:val="1"/>
+      <w:numFmt w:val="bullet"/>
+      <w:lvlText w:val=""/>
+      <w:lvlJc w:val="left"/>
+      <w:pPr>
+        <w:ind w:left="6480" w:hanging="360"/>
+      </w:pPr>
+      <w:rPr>
+        <w:rFonts w:ascii="Wingdings" w:hAnsi="Wingdings" w:hint="default"/>
+      </w:rPr>
+    </w:lvl>
+  </w:abstractNum>
   <w:num w:numId="1" w16cid:durableId="803083421">
     <w:abstractNumId w:val="8"/>
   </w:num>
@@ -1772,6 +2247,9 @@
   </w:num>
   <w:num w:numId="9" w16cid:durableId="639269953">
     <w:abstractNumId w:val="0"/>
+  </w:num>
+  <w:num w:numId="10" w16cid:durableId="1312323932">
+    <w:abstractNumId w:val="9"/>
   </w:num>
 </w:numbering>
 </file>
@@ -13156,6 +13634,145 @@
       </w:tcPr>
     </w:tblStylePr>
   </w:style>
+  <w:style w:type="table" w:styleId="PlainTable1">
+    <w:name w:val="Plain Table 1"/>
+    <w:basedOn w:val="TableNormal"/>
+    <w:uiPriority w:val="99"/>
+    <w:rsid w:val="00606914"/>
+    <w:pPr>
+      <w:spacing w:after="0" w:line="240" w:lineRule="auto"/>
+    </w:pPr>
+    <w:tblPr>
+      <w:tblStyleRowBandSize w:val="1"/>
+      <w:tblStyleColBandSize w:val="1"/>
+      <w:tblBorders>
+        <w:top w:val="single" w:sz="4" w:space="0" w:color="BFBFBF" w:themeColor="background1" w:themeShade="BF"/>
+        <w:left w:val="single" w:sz="4" w:space="0" w:color="BFBFBF" w:themeColor="background1" w:themeShade="BF"/>
+        <w:bottom w:val="single" w:sz="4" w:space="0" w:color="BFBFBF" w:themeColor="background1" w:themeShade="BF"/>
+        <w:right w:val="single" w:sz="4" w:space="0" w:color="BFBFBF" w:themeColor="background1" w:themeShade="BF"/>
+        <w:insideH w:val="single" w:sz="4" w:space="0" w:color="BFBFBF" w:themeColor="background1" w:themeShade="BF"/>
+        <w:insideV w:val="single" w:sz="4" w:space="0" w:color="BFBFBF" w:themeColor="background1" w:themeShade="BF"/>
+      </w:tblBorders>
+    </w:tblPr>
+    <w:tblStylePr w:type="firstRow">
+      <w:rPr>
+        <w:b/>
+        <w:bCs/>
+      </w:rPr>
+    </w:tblStylePr>
+    <w:tblStylePr w:type="lastRow">
+      <w:rPr>
+        <w:b/>
+        <w:bCs/>
+      </w:rPr>
+      <w:tblPr/>
+      <w:tcPr>
+        <w:tcBorders>
+          <w:top w:val="double" w:sz="4" w:space="0" w:color="BFBFBF" w:themeColor="background1" w:themeShade="BF"/>
+        </w:tcBorders>
+      </w:tcPr>
+    </w:tblStylePr>
+    <w:tblStylePr w:type="firstCol">
+      <w:rPr>
+        <w:b/>
+        <w:bCs/>
+      </w:rPr>
+    </w:tblStylePr>
+    <w:tblStylePr w:type="lastCol">
+      <w:rPr>
+        <w:b/>
+        <w:bCs/>
+      </w:rPr>
+    </w:tblStylePr>
+    <w:tblStylePr w:type="band1Vert">
+      <w:tblPr/>
+      <w:tcPr>
+        <w:shd w:val="clear" w:color="auto" w:fill="F2F2F2" w:themeFill="background1" w:themeFillShade="F2"/>
+      </w:tcPr>
+    </w:tblStylePr>
+    <w:tblStylePr w:type="band1Horz">
+      <w:tblPr/>
+      <w:tcPr>
+        <w:shd w:val="clear" w:color="auto" w:fill="F2F2F2" w:themeFill="background1" w:themeFillShade="F2"/>
+      </w:tcPr>
+    </w:tblStylePr>
+  </w:style>
+  <w:style w:type="table" w:styleId="GridTable4-Accent2">
+    <w:name w:val="Grid Table 4 Accent 2"/>
+    <w:basedOn w:val="TableNormal"/>
+    <w:uiPriority w:val="49"/>
+    <w:rsid w:val="00606914"/>
+    <w:pPr>
+      <w:spacing w:after="0" w:line="240" w:lineRule="auto"/>
+    </w:pPr>
+    <w:tblPr>
+      <w:tblStyleRowBandSize w:val="1"/>
+      <w:tblStyleColBandSize w:val="1"/>
+      <w:tblBorders>
+        <w:top w:val="single" w:sz="4" w:space="0" w:color="D99594" w:themeColor="accent2" w:themeTint="99"/>
+        <w:left w:val="single" w:sz="4" w:space="0" w:color="D99594" w:themeColor="accent2" w:themeTint="99"/>
+        <w:bottom w:val="single" w:sz="4" w:space="0" w:color="D99594" w:themeColor="accent2" w:themeTint="99"/>
+        <w:right w:val="single" w:sz="4" w:space="0" w:color="D99594" w:themeColor="accent2" w:themeTint="99"/>
+        <w:insideH w:val="single" w:sz="4" w:space="0" w:color="D99594" w:themeColor="accent2" w:themeTint="99"/>
+        <w:insideV w:val="single" w:sz="4" w:space="0" w:color="D99594" w:themeColor="accent2" w:themeTint="99"/>
+      </w:tblBorders>
+    </w:tblPr>
+    <w:tblStylePr w:type="firstRow">
+      <w:rPr>
+        <w:b/>
+        <w:bCs/>
+        <w:color w:val="FFFFFF" w:themeColor="background1"/>
+      </w:rPr>
+      <w:tblPr/>
+      <w:tcPr>
+        <w:tcBorders>
+          <w:top w:val="single" w:sz="4" w:space="0" w:color="C0504D" w:themeColor="accent2"/>
+          <w:left w:val="single" w:sz="4" w:space="0" w:color="C0504D" w:themeColor="accent2"/>
+          <w:bottom w:val="single" w:sz="4" w:space="0" w:color="C0504D" w:themeColor="accent2"/>
+          <w:right w:val="single" w:sz="4" w:space="0" w:color="C0504D" w:themeColor="accent2"/>
+          <w:insideH w:val="nil"/>
+          <w:insideV w:val="nil"/>
+        </w:tcBorders>
+        <w:shd w:val="clear" w:color="auto" w:fill="C0504D" w:themeFill="accent2"/>
+      </w:tcPr>
+    </w:tblStylePr>
+    <w:tblStylePr w:type="lastRow">
+      <w:rPr>
+        <w:b/>
+        <w:bCs/>
+      </w:rPr>
+      <w:tblPr/>
+      <w:tcPr>
+        <w:tcBorders>
+          <w:top w:val="double" w:sz="4" w:space="0" w:color="C0504D" w:themeColor="accent2"/>
+        </w:tcBorders>
+      </w:tcPr>
+    </w:tblStylePr>
+    <w:tblStylePr w:type="firstCol">
+      <w:rPr>
+        <w:b/>
+        <w:bCs/>
+      </w:rPr>
+    </w:tblStylePr>
+    <w:tblStylePr w:type="lastCol">
+      <w:rPr>
+        <w:b/>
+        <w:bCs/>
+      </w:rPr>
+    </w:tblStylePr>
+    <w:tblStylePr w:type="band1Vert">
+      <w:tblPr/>
+      <w:tcPr>
+        <w:shd w:val="clear" w:color="auto" w:fill="F2DBDB" w:themeFill="accent2" w:themeFillTint="33"/>
+      </w:tcPr>
+    </w:tblStylePr>
+    <w:tblStylePr w:type="band1Horz">
+      <w:tblPr/>
+      <w:tcPr>
+        <w:shd w:val="clear" w:color="auto" w:fill="F2DBDB" w:themeFill="accent2" w:themeFillTint="33"/>
+      </w:tcPr>
+    </w:tblStylePr>
+  </w:style>
 </w:styles>
 </file>
 
